--- a/docs/RELATORIO.docx
+++ b/docs/RELATORIO.docx
@@ -154,28 +154,28 @@
         <w:rPr>
           <w:caps w:val="0"/>
         </w:rPr>
-        <w:t xml:space="preserve">ANDRÉ M. DA SILVA</w:t>
+        <w:t xml:space="preserve">ANDRÉ MARTINS DA SILVA</w:t>
       </w:r>
       <w:r>
         <w:rPr>
           <w:caps w:val="0"/>
         </w:rPr>
         <w:br/>
-        <w:t xml:space="preserve">BRYAN BETIM</w:t>
+        <w:t xml:space="preserve">BRYAN WILLIAN DE OLIVEIRA BETIM</w:t>
       </w:r>
       <w:r>
         <w:rPr>
           <w:caps w:val="0"/>
         </w:rPr>
         <w:br/>
-        <w:t xml:space="preserve">FERNANDA PACHECO</w:t>
+        <w:t xml:space="preserve">FERNANDA PACHECO BENTO</w:t>
       </w:r>
       <w:r>
         <w:rPr>
           <w:caps w:val="0"/>
         </w:rPr>
         <w:br/>
-        <w:t xml:space="preserve">OTÁVIO HRUBA</w:t>
+        <w:t xml:space="preserve">OTÁVIO LUIS HRUBA</w:t>
       </w:r>
     </w:p>
     <w:p>
@@ -662,7 +662,7 @@
           <w:rFonts w:cs="Arial"/>
           <w:b/>
         </w:rPr>
-        <w:t xml:space="preserve">ANDRÉ M. DA SILVA</w:t>
+        <w:t xml:space="preserve">ANDRÉ MARTINS DA SILVA</w:t>
       </w:r>
       <w:r>
         <w:rPr>
@@ -670,7 +670,7 @@
           <w:b/>
         </w:rPr>
         <w:br/>
-        <w:t xml:space="preserve">BRYAN BETIM</w:t>
+        <w:t xml:space="preserve">BRYAN WILLIAN DE OLIVEIRA BETIM</w:t>
       </w:r>
       <w:r>
         <w:rPr>
@@ -678,7 +678,7 @@
           <w:b/>
         </w:rPr>
         <w:br/>
-        <w:t xml:space="preserve">FERNANDA PACHECO</w:t>
+        <w:t xml:space="preserve">FERNANDA PACHECO BENTO</w:t>
       </w:r>
       <w:r>
         <w:rPr>
@@ -686,7 +686,7 @@
           <w:b/>
         </w:rPr>
         <w:br/>
-        <w:t xml:space="preserve">OTÁVIO HRUBA</w:t>
+        <w:t xml:space="preserve">OTÁVIO LUIS HRUBA</w:t>
       </w:r>
     </w:p>
     <w:p>
@@ -13782,11 +13782,11 @@
         <w:rPr>
           <w:b/>
         </w:rPr>
-        <w:t xml:space="preserve">Ameaça à validade.</w:t>
+        <w:t xml:space="preserve">Condições da execução humana.</w:t>
       </w:r>
       <w:r>
         <w:rPr/>
-        <w:t xml:space="preserve"> Conforme o enunciado, cada cenário foi jogado uma única vez e </w:t>
+        <w:t xml:space="preserve"> O procedimento seguiu o enunciado: cada cenário oficial foi jogado uma única vez e </w:t>
       </w:r>
       <w:r>
         <w:rPr>
@@ -13796,7 +13796,7 @@
       </w:r>
       <w:r>
         <w:rPr/>
-        <w:t xml:space="preserve"> de o agente ser executado naquele cenário. O usuário só acionou os algoritmos depois de concluir a própria partida, então não conhecia o caminho do agente ao jogar. Ainda assim, há um único jogador, que conhecia o objetivo do projeto e os custos dos terrenos. Isso ajuda a explicar a coincidência com o A* e não permite generalizar o desempenho humano.</w:t>
+        <w:t xml:space="preserve"> de o agente ser executado naquele cenário, totalizando as três execuções humanas exigidas. Como o usuário só acionou os algoritmos depois de concluir a própria partida, não conhecia o caminho do agente ao jogar. Vale observar que o usuário conhecia o objetivo do projeto e os custos dos terrenos, o que favorece escolhas atentas ao custo e ajuda a explicar a coincidência com o A*.</w:t>
       </w:r>
     </w:p>
     <w:p>
@@ -14022,20 +14022,6 @@
       <w:r>
         <w:rPr/>
         <w:t xml:space="preserve">O tempo do usuário inclui reação e leitura do mapa, então não é diretamente comparável ao tempo computacional do agente.</w:t>
-      </w:r>
-    </w:p>
-    <w:p>
-      <w:pPr>
-        <w:pStyle w:val="936"/>
-        <w:numPr>
-          <w:ilvl w:val="0"/>
-          <w:numId w:val="49"/>
-        </w:numPr>
-        <w:ind w:left="1134" w:hanging="283"/>
-      </w:pPr>
-      <w:r>
-        <w:rPr/>
-        <w:t xml:space="preserve">Há apenas um jogador humano e uma partida por cenário, o que não permite generalizar a comparação humano × agente.</w:t>
       </w:r>
     </w:p>
     <w:p>

--- a/docs/RELATORIO.docx
+++ b/docs/RELATORIO.docx
@@ -1061,7 +1061,7 @@
           <w:sz w:val="20"/>
           <w:szCs w:val="20"/>
         </w:rPr>
-        <w:t xml:space="preserve">Professor(a): [NOME COMPLETO DO(A) PROFESSOR(A)].</w:t>
+        <w:t xml:space="preserve">Professora: Helyane Bronoski Borges.</w:t>
       </w:r>
     </w:p>
     <w:p>

--- a/docs/RELATORIO.docx
+++ b/docs/RELATORIO.docx
@@ -1554,10 +1554,10 @@
           <w:tab w:val="right" w:pos="9071" w:leader="dot"/>
         </w:tabs>
       </w:pPr>
-      <w:hyperlink w:anchor="_Toc90000036" w:history="1">
+      <w:hyperlink w:anchor="_Toc90000013" w:history="1">
         <w:r>
           <w:rPr/>
-          <w:t xml:space="preserve">Figura 2 - Caminhos de cada método no cenário 1 (simples)</w:t>
+          <w:t xml:space="preserve">Figura 2 - Jogo Missão Dengue: fase em andamento no modo criança</w:t>
         </w:r>
         <w:r>
           <w:tab/>
@@ -1566,14 +1566,14 @@
           <w:fldChar w:fldCharType="begin"/>
         </w:r>
         <w:r>
-          <w:instrText xml:space="preserve"> PAGEREF _Toc90000036 \h </w:instrText>
+          <w:instrText xml:space="preserve"> PAGEREF _Toc90000013 \h </w:instrText>
         </w:r>
         <w:r>
           <w:fldChar w:fldCharType="separate"/>
         </w:r>
         <w:r>
           <w:rPr/>
-          <w:t xml:space="preserve">24</w:t>
+          <w:t xml:space="preserve">15</w:t>
         </w:r>
         <w:r>
           <w:fldChar w:fldCharType="end"/>
@@ -1587,10 +1587,10 @@
           <w:tab w:val="right" w:pos="9071" w:leader="dot"/>
         </w:tabs>
       </w:pPr>
-      <w:hyperlink w:anchor="_Toc90000037" w:history="1">
+      <w:hyperlink w:anchor="_Toc90000014" w:history="1">
         <w:r>
           <w:rPr/>
-          <w:t xml:space="preserve">Figura 3 - Caminhos de cada método no cenário 2 (intermediário)</w:t>
+          <w:t xml:space="preserve">Figura 3 - Jogo Missão Dengue: cartão educativo ao final da fase (modo professor)</w:t>
         </w:r>
         <w:r>
           <w:tab/>
@@ -1599,14 +1599,14 @@
           <w:fldChar w:fldCharType="begin"/>
         </w:r>
         <w:r>
-          <w:instrText xml:space="preserve"> PAGEREF _Toc90000037 \h </w:instrText>
+          <w:instrText xml:space="preserve"> PAGEREF _Toc90000014 \h </w:instrText>
         </w:r>
         <w:r>
           <w:fldChar w:fldCharType="separate"/>
         </w:r>
         <w:r>
           <w:rPr/>
-          <w:t xml:space="preserve">25</w:t>
+          <w:t xml:space="preserve">15</w:t>
         </w:r>
         <w:r>
           <w:fldChar w:fldCharType="end"/>
@@ -1620,10 +1620,10 @@
           <w:tab w:val="right" w:pos="9071" w:leader="dot"/>
         </w:tabs>
       </w:pPr>
-      <w:hyperlink w:anchor="_Toc90000038" w:history="1">
+      <w:hyperlink w:anchor="_Toc90000039" w:history="1">
         <w:r>
           <w:rPr/>
-          <w:t xml:space="preserve">Figura 4 - Caminhos de cada método no cenário 3 (complexo)</w:t>
+          <w:t xml:space="preserve">Figura 4 - Caminhos de cada método no cenário 1 (simples)</w:t>
         </w:r>
         <w:r>
           <w:tab/>
@@ -1632,22 +1632,19 @@
           <w:fldChar w:fldCharType="begin"/>
         </w:r>
         <w:r>
-          <w:instrText xml:space="preserve"> PAGEREF _Toc90000038 \h </w:instrText>
+          <w:instrText xml:space="preserve"> PAGEREF _Toc90000039 \h </w:instrText>
         </w:r>
         <w:r>
           <w:fldChar w:fldCharType="separate"/>
         </w:r>
         <w:r>
           <w:rPr/>
-          <w:t xml:space="preserve">25</w:t>
+          <w:t xml:space="preserve">26</w:t>
         </w:r>
         <w:r>
           <w:fldChar w:fldCharType="end"/>
         </w:r>
       </w:hyperlink>
-      <w:r>
-        <w:fldChar w:fldCharType="end"/>
-      </w:r>
     </w:p>
     <w:p>
       <w:pPr>
@@ -1656,19 +1653,10 @@
           <w:tab w:val="right" w:pos="9071" w:leader="dot"/>
         </w:tabs>
       </w:pPr>
-      <w:r>
-        <w:fldChar w:fldCharType="begin"/>
-      </w:r>
-      <w:r>
-        <w:instrText xml:space="preserve"> TOC \h \z \c "Gráfico" </w:instrText>
-      </w:r>
-      <w:r>
-        <w:fldChar w:fldCharType="separate"/>
-      </w:r>
-      <w:hyperlink w:anchor="_Toc90000030" w:history="1">
+      <w:hyperlink w:anchor="_Toc90000040" w:history="1">
         <w:r>
           <w:rPr/>
-          <w:t xml:space="preserve">Gráfico 1 - Custo total por método e cenário</w:t>
+          <w:t xml:space="preserve">Figura 5 - Caminhos de cada método no cenário 2 (intermediário)</w:t>
         </w:r>
         <w:r>
           <w:tab/>
@@ -1677,14 +1665,14 @@
           <w:fldChar w:fldCharType="begin"/>
         </w:r>
         <w:r>
-          <w:instrText xml:space="preserve"> PAGEREF _Toc90000030 \h </w:instrText>
+          <w:instrText xml:space="preserve"> PAGEREF _Toc90000040 \h </w:instrText>
         </w:r>
         <w:r>
           <w:fldChar w:fldCharType="separate"/>
         </w:r>
         <w:r>
           <w:rPr/>
-          <w:t xml:space="preserve">22</w:t>
+          <w:t xml:space="preserve">27</w:t>
         </w:r>
         <w:r>
           <w:fldChar w:fldCharType="end"/>
@@ -1698,10 +1686,10 @@
           <w:tab w:val="right" w:pos="9071" w:leader="dot"/>
         </w:tabs>
       </w:pPr>
-      <w:hyperlink w:anchor="_Toc90000031" w:history="1">
+      <w:hyperlink w:anchor="_Toc90000041" w:history="1">
         <w:r>
           <w:rPr/>
-          <w:t xml:space="preserve">Gráfico 2 - Passos por método e cenário</w:t>
+          <w:t xml:space="preserve">Figura 6 - Caminhos de cada método no cenário 3 (complexo)</w:t>
         </w:r>
         <w:r>
           <w:tab/>
@@ -1710,19 +1698,22 @@
           <w:fldChar w:fldCharType="begin"/>
         </w:r>
         <w:r>
-          <w:instrText xml:space="preserve"> PAGEREF _Toc90000031 \h </w:instrText>
+          <w:instrText xml:space="preserve"> PAGEREF _Toc90000041 \h </w:instrText>
         </w:r>
         <w:r>
           <w:fldChar w:fldCharType="separate"/>
         </w:r>
         <w:r>
           <w:rPr/>
-          <w:t xml:space="preserve">22</w:t>
+          <w:t xml:space="preserve">27</w:t>
         </w:r>
         <w:r>
           <w:fldChar w:fldCharType="end"/>
         </w:r>
       </w:hyperlink>
+      <w:r>
+        <w:fldChar w:fldCharType="end"/>
+      </w:r>
     </w:p>
     <w:p>
       <w:pPr>
@@ -1731,43 +1722,19 @@
           <w:tab w:val="right" w:pos="9071" w:leader="dot"/>
         </w:tabs>
       </w:pPr>
-      <w:hyperlink w:anchor="_Toc90000032" w:history="1">
-        <w:r>
-          <w:rPr/>
-          <w:t xml:space="preserve">Gráfico 3 - Estados expandidos por algoritmo e cenário</w:t>
-        </w:r>
-        <w:r>
-          <w:tab/>
-        </w:r>
-        <w:r>
-          <w:fldChar w:fldCharType="begin"/>
-        </w:r>
-        <w:r>
-          <w:instrText xml:space="preserve"> PAGEREF _Toc90000032 \h </w:instrText>
-        </w:r>
-        <w:r>
-          <w:fldChar w:fldCharType="separate"/>
-        </w:r>
-        <w:r>
-          <w:rPr/>
-          <w:t xml:space="preserve">23</w:t>
-        </w:r>
-        <w:r>
-          <w:fldChar w:fldCharType="end"/>
-        </w:r>
-      </w:hyperlink>
-    </w:p>
-    <w:p>
-      <w:pPr>
-        <w:pStyle w:val="972"/>
-        <w:tabs>
-          <w:tab w:val="right" w:pos="9071" w:leader="dot"/>
-        </w:tabs>
-      </w:pPr>
+      <w:r>
+        <w:fldChar w:fldCharType="begin"/>
+      </w:r>
+      <w:r>
+        <w:instrText xml:space="preserve"> TOC \h \z \c "Gráfico" </w:instrText>
+      </w:r>
+      <w:r>
+        <w:fldChar w:fldCharType="separate"/>
+      </w:r>
       <w:hyperlink w:anchor="_Toc90000033" w:history="1">
         <w:r>
           <w:rPr/>
-          <w:t xml:space="preserve">Gráfico 4 - Estados gerados por algoritmo e cenário</w:t>
+          <w:t xml:space="preserve">Gráfico 1 - Custo total por método e cenário</w:t>
         </w:r>
         <w:r>
           <w:tab/>
@@ -1783,7 +1750,7 @@
         </w:r>
         <w:r>
           <w:rPr/>
-          <w:t xml:space="preserve">23</w:t>
+          <w:t xml:space="preserve">24</w:t>
         </w:r>
         <w:r>
           <w:fldChar w:fldCharType="end"/>
@@ -1800,7 +1767,7 @@
       <w:hyperlink w:anchor="_Toc90000034" w:history="1">
         <w:r>
           <w:rPr/>
-          <w:t xml:space="preserve">Gráfico 5 - Tamanho máximo da fronteira por algoritmo e cenário</w:t>
+          <w:t xml:space="preserve">Gráfico 2 - Passos por método e cenário</w:t>
         </w:r>
         <w:r>
           <w:tab/>
@@ -1833,7 +1800,7 @@
       <w:hyperlink w:anchor="_Toc90000035" w:history="1">
         <w:r>
           <w:rPr/>
-          <w:t xml:space="preserve">Gráfico 6 - Tempo de execução dos algoritmos (mediana de 5 rodadas)</w:t>
+          <w:t xml:space="preserve">Gráfico 3 - Estados expandidos por algoritmo e cenário</w:t>
         </w:r>
         <w:r>
           <w:tab/>
@@ -1849,7 +1816,106 @@
         </w:r>
         <w:r>
           <w:rPr/>
-          <w:t xml:space="preserve">24</w:t>
+          <w:t xml:space="preserve">25</w:t>
+        </w:r>
+        <w:r>
+          <w:fldChar w:fldCharType="end"/>
+        </w:r>
+      </w:hyperlink>
+    </w:p>
+    <w:p>
+      <w:pPr>
+        <w:pStyle w:val="972"/>
+        <w:tabs>
+          <w:tab w:val="right" w:pos="9071" w:leader="dot"/>
+        </w:tabs>
+      </w:pPr>
+      <w:hyperlink w:anchor="_Toc90000036" w:history="1">
+        <w:r>
+          <w:rPr/>
+          <w:t xml:space="preserve">Gráfico 4 - Estados gerados por algoritmo e cenário</w:t>
+        </w:r>
+        <w:r>
+          <w:tab/>
+        </w:r>
+        <w:r>
+          <w:fldChar w:fldCharType="begin"/>
+        </w:r>
+        <w:r>
+          <w:instrText xml:space="preserve"> PAGEREF _Toc90000036 \h </w:instrText>
+        </w:r>
+        <w:r>
+          <w:fldChar w:fldCharType="separate"/>
+        </w:r>
+        <w:r>
+          <w:rPr/>
+          <w:t xml:space="preserve">25</w:t>
+        </w:r>
+        <w:r>
+          <w:fldChar w:fldCharType="end"/>
+        </w:r>
+      </w:hyperlink>
+    </w:p>
+    <w:p>
+      <w:pPr>
+        <w:pStyle w:val="972"/>
+        <w:tabs>
+          <w:tab w:val="right" w:pos="9071" w:leader="dot"/>
+        </w:tabs>
+      </w:pPr>
+      <w:hyperlink w:anchor="_Toc90000037" w:history="1">
+        <w:r>
+          <w:rPr/>
+          <w:t xml:space="preserve">Gráfico 5 - Tamanho máximo da fronteira por algoritmo e cenário</w:t>
+        </w:r>
+        <w:r>
+          <w:tab/>
+        </w:r>
+        <w:r>
+          <w:fldChar w:fldCharType="begin"/>
+        </w:r>
+        <w:r>
+          <w:instrText xml:space="preserve"> PAGEREF _Toc90000037 \h </w:instrText>
+        </w:r>
+        <w:r>
+          <w:fldChar w:fldCharType="separate"/>
+        </w:r>
+        <w:r>
+          <w:rPr/>
+          <w:t xml:space="preserve">26</w:t>
+        </w:r>
+        <w:r>
+          <w:fldChar w:fldCharType="end"/>
+        </w:r>
+      </w:hyperlink>
+    </w:p>
+    <w:p>
+      <w:pPr>
+        <w:pStyle w:val="972"/>
+        <w:tabs>
+          <w:tab w:val="right" w:pos="9071" w:leader="dot"/>
+        </w:tabs>
+      </w:pPr>
+      <w:hyperlink w:anchor="_Toc90000038" w:history="1">
+        <w:r>
+          <w:rPr/>
+          <w:t xml:space="preserve">Gráfico 6 - Tempo de execução dos algoritmos (mediana de 5 rodadas)</w:t>
+        </w:r>
+        <w:r>
+          <w:tab/>
+        </w:r>
+        <w:r>
+          <w:fldChar w:fldCharType="begin"/>
+        </w:r>
+        <w:r>
+          <w:instrText xml:space="preserve"> PAGEREF _Toc90000038 \h </w:instrText>
+        </w:r>
+        <w:r>
+          <w:fldChar w:fldCharType="separate"/>
+        </w:r>
+        <w:r>
+          <w:rPr/>
+          <w:t xml:space="preserve">26</w:t>
         </w:r>
         <w:r>
           <w:fldChar w:fldCharType="end"/>
@@ -1908,43 +1974,10 @@
           <w:tab w:val="right" w:pos="9071" w:leader="dot"/>
         </w:tabs>
       </w:pPr>
-      <w:hyperlink w:anchor="_Toc90000023" w:history="1">
+      <w:hyperlink w:anchor="_Toc90000026" w:history="1">
         <w:r>
           <w:rPr/>
           <w:t xml:space="preserve">Quadro 2 - Focos de dengue e mensagens educativas por cenário</w:t>
-        </w:r>
-        <w:r>
-          <w:tab/>
-        </w:r>
-        <w:r>
-          <w:fldChar w:fldCharType="begin"/>
-        </w:r>
-        <w:r>
-          <w:instrText xml:space="preserve"> PAGEREF _Toc90000023 \h </w:instrText>
-        </w:r>
-        <w:r>
-          <w:fldChar w:fldCharType="separate"/>
-        </w:r>
-        <w:r>
-          <w:rPr/>
-          <w:t xml:space="preserve">19</w:t>
-        </w:r>
-        <w:r>
-          <w:fldChar w:fldCharType="end"/>
-        </w:r>
-      </w:hyperlink>
-    </w:p>
-    <w:p>
-      <w:pPr>
-        <w:pStyle w:val="972"/>
-        <w:tabs>
-          <w:tab w:val="right" w:pos="9071" w:leader="dot"/>
-        </w:tabs>
-      </w:pPr>
-      <w:hyperlink w:anchor="_Toc90000026" w:history="1">
-        <w:r>
-          <w:rPr/>
-          <w:t xml:space="preserve">Quadro 3 - Características dos cenários</w:t>
         </w:r>
         <w:r>
           <w:tab/>
@@ -1960,27 +1993,12 @@
         </w:r>
         <w:r>
           <w:rPr/>
-          <w:t xml:space="preserve">20</w:t>
+          <w:t xml:space="preserve">21</w:t>
         </w:r>
         <w:r>
           <w:fldChar w:fldCharType="end"/>
         </w:r>
       </w:hyperlink>
-      <w:r>
-        <w:fldChar w:fldCharType="end"/>
-      </w:r>
-    </w:p>
-    <w:p>
-      <w:pPr>
-        <w:pStyle w:val="934"/>
-      </w:pPr>
-      <w:r>
-        <w:br w:type="page"/>
-      </w:r>
-      <w:r>
-        <w:rPr/>
-        <w:t xml:space="preserve">LISTA DE TABELAS</w:t>
-      </w:r>
     </w:p>
     <w:p>
       <w:pPr>
@@ -1989,19 +2007,10 @@
           <w:tab w:val="right" w:pos="9071" w:leader="dot"/>
         </w:tabs>
       </w:pPr>
-      <w:r>
-        <w:fldChar w:fldCharType="begin"/>
-      </w:r>
-      <w:r>
-        <w:instrText xml:space="preserve"> TOC \h \z \c "Tabela" </w:instrText>
-      </w:r>
-      <w:r>
-        <w:fldChar w:fldCharType="separate"/>
-      </w:r>
       <w:hyperlink w:anchor="_Toc90000029" w:history="1">
         <w:r>
           <w:rPr/>
-          <w:t xml:space="preserve">Tabela 1 - Resultados das execuções nos cenários oficiais</w:t>
+          <w:t xml:space="preserve">Quadro 3 - Características dos cenários</w:t>
         </w:r>
         <w:r>
           <w:tab/>
@@ -2017,7 +2026,64 @@
         </w:r>
         <w:r>
           <w:rPr/>
-          <w:t xml:space="preserve">21</w:t>
+          <w:t xml:space="preserve">22</w:t>
+        </w:r>
+        <w:r>
+          <w:fldChar w:fldCharType="end"/>
+        </w:r>
+      </w:hyperlink>
+      <w:r>
+        <w:fldChar w:fldCharType="end"/>
+      </w:r>
+    </w:p>
+    <w:p>
+      <w:pPr>
+        <w:pStyle w:val="934"/>
+      </w:pPr>
+      <w:r>
+        <w:br w:type="page"/>
+      </w:r>
+      <w:r>
+        <w:rPr/>
+        <w:t xml:space="preserve">LISTA DE TABELAS</w:t>
+      </w:r>
+    </w:p>
+    <w:p>
+      <w:pPr>
+        <w:pStyle w:val="972"/>
+        <w:tabs>
+          <w:tab w:val="right" w:pos="9071" w:leader="dot"/>
+        </w:tabs>
+      </w:pPr>
+      <w:r>
+        <w:fldChar w:fldCharType="begin"/>
+      </w:r>
+      <w:r>
+        <w:instrText xml:space="preserve"> TOC \h \z \c "Tabela" </w:instrText>
+      </w:r>
+      <w:r>
+        <w:fldChar w:fldCharType="separate"/>
+      </w:r>
+      <w:hyperlink w:anchor="_Toc90000032" w:history="1">
+        <w:r>
+          <w:rPr/>
+          <w:t xml:space="preserve">Tabela 1 - Resultados das execuções nos cenários oficiais</w:t>
+        </w:r>
+        <w:r>
+          <w:tab/>
+        </w:r>
+        <w:r>
+          <w:fldChar w:fldCharType="begin"/>
+        </w:r>
+        <w:r>
+          <w:instrText xml:space="preserve"> PAGEREF _Toc90000032 \h </w:instrText>
+        </w:r>
+        <w:r>
+          <w:fldChar w:fldCharType="separate"/>
+        </w:r>
+        <w:r>
+          <w:rPr/>
+          <w:t xml:space="preserve">23</w:t>
         </w:r>
         <w:r>
           <w:fldChar w:fldCharType="end"/>
@@ -2031,7 +2097,7 @@
           <w:tab w:val="right" w:pos="9071" w:leader="dot"/>
         </w:tabs>
       </w:pPr>
-      <w:hyperlink w:anchor="_Toc90000039" w:history="1">
+      <w:hyperlink w:anchor="_Toc90000042" w:history="1">
         <w:r>
           <w:rPr/>
           <w:t xml:space="preserve">Tabela 2 - Passos e custo de cada método nos cenários extras</w:t>
@@ -2043,14 +2109,14 @@
           <w:fldChar w:fldCharType="begin"/>
         </w:r>
         <w:r>
-          <w:instrText xml:space="preserve"> PAGEREF _Toc90000039 \h </w:instrText>
+          <w:instrText xml:space="preserve"> PAGEREF _Toc90000042 \h </w:instrText>
         </w:r>
         <w:r>
           <w:fldChar w:fldCharType="separate"/>
         </w:r>
         <w:r>
           <w:rPr/>
-          <w:t xml:space="preserve">25</w:t>
+          <w:t xml:space="preserve">27</w:t>
         </w:r>
         <w:r>
           <w:fldChar w:fldCharType="end"/>
@@ -3272,9 +3338,46 @@
     </w:p>
     <w:p>
       <w:pPr>
+        <w:pStyle w:val="974"/>
+      </w:pPr>
+      <w:hyperlink w:anchor="_Toc90000012" w:history="1">
+        <w:r>
+          <w:rPr/>
+          <w:t xml:space="preserve">3.6</w:t>
+        </w:r>
+        <w:r>
+          <w:tab/>
+        </w:r>
+        <w:r>
+          <w:rPr/>
+          <w:t xml:space="preserve">Jogo educacional (bônus)</w:t>
+        </w:r>
+        <w:r>
+          <w:tab/>
+        </w:r>
+        <w:r>
+          <w:fldChar w:fldCharType="begin"/>
+        </w:r>
+        <w:r>
+          <w:instrText xml:space="preserve"> PAGEREF _Toc90000012 \h </w:instrText>
+        </w:r>
+        <w:r>
+          <w:fldChar w:fldCharType="separate"/>
+        </w:r>
+        <w:r>
+          <w:rPr/>
+          <w:t xml:space="preserve">13</w:t>
+        </w:r>
+        <w:r>
+          <w:fldChar w:fldCharType="end"/>
+        </w:r>
+      </w:hyperlink>
+    </w:p>
+    <w:p>
+      <w:pPr>
         <w:pStyle w:val="973"/>
       </w:pPr>
-      <w:hyperlink w:anchor="_Toc90000012" w:history="1">
+      <w:hyperlink w:anchor="_Toc90000015" w:history="1">
         <w:r>
           <w:rPr/>
           <w:t xml:space="preserve">4</w:t>
@@ -3293,14 +3396,14 @@
           <w:fldChar w:fldCharType="begin"/>
         </w:r>
         <w:r>
-          <w:instrText xml:space="preserve"> PAGEREF _Toc90000012 \h </w:instrText>
+          <w:instrText xml:space="preserve"> PAGEREF _Toc90000015 \h </w:instrText>
         </w:r>
         <w:r>
           <w:fldChar w:fldCharType="separate"/>
         </w:r>
         <w:r>
           <w:rPr/>
-          <w:t xml:space="preserve">14</w:t>
+          <w:t xml:space="preserve">16</w:t>
         </w:r>
         <w:r>
           <w:fldChar w:fldCharType="end"/>
@@ -3311,7 +3414,7 @@
       <w:pPr>
         <w:pStyle w:val="974"/>
       </w:pPr>
-      <w:hyperlink w:anchor="_Toc90000013" w:history="1">
+      <w:hyperlink w:anchor="_Toc90000016" w:history="1">
         <w:r>
           <w:rPr/>
           <w:t xml:space="preserve">4.1</w:t>
@@ -3330,14 +3433,14 @@
           <w:fldChar w:fldCharType="begin"/>
         </w:r>
         <w:r>
-          <w:instrText xml:space="preserve"> PAGEREF _Toc90000013 \h </w:instrText>
+          <w:instrText xml:space="preserve"> PAGEREF _Toc90000016 \h </w:instrText>
         </w:r>
         <w:r>
           <w:fldChar w:fldCharType="separate"/>
         </w:r>
         <w:r>
           <w:rPr/>
-          <w:t xml:space="preserve">14</w:t>
+          <w:t xml:space="preserve">16</w:t>
         </w:r>
         <w:r>
           <w:fldChar w:fldCharType="end"/>
@@ -3348,7 +3451,7 @@
       <w:pPr>
         <w:pStyle w:val="974"/>
       </w:pPr>
-      <w:hyperlink w:anchor="_Toc90000014" w:history="1">
+      <w:hyperlink w:anchor="_Toc90000017" w:history="1">
         <w:r>
           <w:rPr/>
           <w:t xml:space="preserve">4.2</w:t>
@@ -3367,14 +3470,14 @@
           <w:fldChar w:fldCharType="begin"/>
         </w:r>
         <w:r>
-          <w:instrText xml:space="preserve"> PAGEREF _Toc90000014 \h </w:instrText>
+          <w:instrText xml:space="preserve"> PAGEREF _Toc90000017 \h </w:instrText>
         </w:r>
         <w:r>
           <w:fldChar w:fldCharType="separate"/>
         </w:r>
         <w:r>
           <w:rPr/>
-          <w:t xml:space="preserve">14</w:t>
+          <w:t xml:space="preserve">16</w:t>
         </w:r>
         <w:r>
           <w:fldChar w:fldCharType="end"/>
@@ -3385,7 +3488,7 @@
       <w:pPr>
         <w:pStyle w:val="974"/>
       </w:pPr>
-      <w:hyperlink w:anchor="_Toc90000015" w:history="1">
+      <w:hyperlink w:anchor="_Toc90000018" w:history="1">
         <w:r>
           <w:rPr/>
           <w:t xml:space="preserve">4.3</w:t>
@@ -3396,117 +3499,6 @@
         <w:r>
           <w:rPr/>
           <w:t xml:space="preserve">Busca Gulosa</w:t>
-        </w:r>
-        <w:r>
-          <w:tab/>
-        </w:r>
-        <w:r>
-          <w:fldChar w:fldCharType="begin"/>
-        </w:r>
-        <w:r>
-          <w:instrText xml:space="preserve"> PAGEREF _Toc90000015 \h </w:instrText>
-        </w:r>
-        <w:r>
-          <w:fldChar w:fldCharType="separate"/>
-        </w:r>
-        <w:r>
-          <w:rPr/>
-          <w:t xml:space="preserve">15</w:t>
-        </w:r>
-        <w:r>
-          <w:fldChar w:fldCharType="end"/>
-        </w:r>
-      </w:hyperlink>
-    </w:p>
-    <w:p>
-      <w:pPr>
-        <w:pStyle w:val="974"/>
-      </w:pPr>
-      <w:hyperlink w:anchor="_Toc90000016" w:history="1">
-        <w:r>
-          <w:rPr/>
-          <w:t xml:space="preserve">4.4</w:t>
-        </w:r>
-        <w:r>
-          <w:tab/>
-        </w:r>
-        <w:r>
-          <w:rPr/>
-          <w:t xml:space="preserve">A*</w:t>
-        </w:r>
-        <w:r>
-          <w:tab/>
-        </w:r>
-        <w:r>
-          <w:fldChar w:fldCharType="begin"/>
-        </w:r>
-        <w:r>
-          <w:instrText xml:space="preserve"> PAGEREF _Toc90000016 \h </w:instrText>
-        </w:r>
-        <w:r>
-          <w:fldChar w:fldCharType="separate"/>
-        </w:r>
-        <w:r>
-          <w:rPr/>
-          <w:t xml:space="preserve">15</w:t>
-        </w:r>
-        <w:r>
-          <w:fldChar w:fldCharType="end"/>
-        </w:r>
-      </w:hyperlink>
-    </w:p>
-    <w:p>
-      <w:pPr>
-        <w:pStyle w:val="973"/>
-      </w:pPr>
-      <w:hyperlink w:anchor="_Toc90000017" w:history="1">
-        <w:r>
-          <w:rPr/>
-          <w:t xml:space="preserve">5</w:t>
-        </w:r>
-        <w:r>
-          <w:tab/>
-        </w:r>
-        <w:r>
-          <w:rPr/>
-          <w:t xml:space="preserve">Heurística Utilizada</w:t>
-        </w:r>
-        <w:r>
-          <w:tab/>
-        </w:r>
-        <w:r>
-          <w:fldChar w:fldCharType="begin"/>
-        </w:r>
-        <w:r>
-          <w:instrText xml:space="preserve"> PAGEREF _Toc90000017 \h </w:instrText>
-        </w:r>
-        <w:r>
-          <w:fldChar w:fldCharType="separate"/>
-        </w:r>
-        <w:r>
-          <w:rPr/>
-          <w:t xml:space="preserve">17</w:t>
-        </w:r>
-        <w:r>
-          <w:fldChar w:fldCharType="end"/>
-        </w:r>
-      </w:hyperlink>
-    </w:p>
-    <w:p>
-      <w:pPr>
-        <w:pStyle w:val="974"/>
-      </w:pPr>
-      <w:hyperlink w:anchor="_Toc90000018" w:history="1">
-        <w:r>
-          <w:rPr/>
-          <w:t xml:space="preserve">5.1</w:t>
-        </w:r>
-        <w:r>
-          <w:tab/>
-        </w:r>
-        <w:r>
-          <w:rPr/>
-          <w:t xml:space="preserve">Justificativa</w:t>
         </w:r>
         <w:r>
           <w:tab/>
@@ -3536,14 +3528,14 @@
       <w:hyperlink w:anchor="_Toc90000019" w:history="1">
         <w:r>
           <w:rPr/>
-          <w:t xml:space="preserve">5.2</w:t>
+          <w:t xml:space="preserve">4.4</w:t>
         </w:r>
         <w:r>
           <w:tab/>
         </w:r>
         <w:r>
           <w:rPr/>
-          <w:t xml:space="preserve">Admissibilidade</w:t>
+          <w:t xml:space="preserve">A*</w:t>
         </w:r>
         <w:r>
           <w:tab/>
@@ -3568,19 +3560,19 @@
     </w:p>
     <w:p>
       <w:pPr>
-        <w:pStyle w:val="974"/>
+        <w:pStyle w:val="973"/>
       </w:pPr>
       <w:hyperlink w:anchor="_Toc90000020" w:history="1">
         <w:r>
           <w:rPr/>
-          <w:t xml:space="preserve">5.3</w:t>
+          <w:t xml:space="preserve">5</w:t>
         </w:r>
         <w:r>
           <w:tab/>
         </w:r>
         <w:r>
           <w:rPr/>
-          <w:t xml:space="preserve">Consistência</w:t>
+          <w:t xml:space="preserve">Heurística Utilizada</w:t>
         </w:r>
         <w:r>
           <w:tab/>
@@ -3596,7 +3588,7 @@
         </w:r>
         <w:r>
           <w:rPr/>
-          <w:t xml:space="preserve">17</w:t>
+          <w:t xml:space="preserve">19</w:t>
         </w:r>
         <w:r>
           <w:fldChar w:fldCharType="end"/>
@@ -3610,14 +3602,14 @@
       <w:hyperlink w:anchor="_Toc90000021" w:history="1">
         <w:r>
           <w:rPr/>
-          <w:t xml:space="preserve">5.4</w:t>
+          <w:t xml:space="preserve">5.1</w:t>
         </w:r>
         <w:r>
           <w:tab/>
         </w:r>
         <w:r>
           <w:rPr/>
-          <w:t xml:space="preserve">Efeito nos experimentos</w:t>
+          <w:t xml:space="preserve">Justificativa</w:t>
         </w:r>
         <w:r>
           <w:tab/>
@@ -3633,7 +3625,7 @@
         </w:r>
         <w:r>
           <w:rPr/>
-          <w:t xml:space="preserve">18</w:t>
+          <w:t xml:space="preserve">19</w:t>
         </w:r>
         <w:r>
           <w:fldChar w:fldCharType="end"/>
@@ -3642,19 +3634,19 @@
     </w:p>
     <w:p>
       <w:pPr>
-        <w:pStyle w:val="973"/>
+        <w:pStyle w:val="974"/>
       </w:pPr>
       <w:hyperlink w:anchor="_Toc90000022" w:history="1">
         <w:r>
           <w:rPr/>
-          <w:t xml:space="preserve">6</w:t>
+          <w:t xml:space="preserve">5.2</w:t>
         </w:r>
         <w:r>
           <w:tab/>
         </w:r>
         <w:r>
           <w:rPr/>
-          <w:t xml:space="preserve">Conteúdo Educacional</w:t>
+          <w:t xml:space="preserve">Admissibilidade</w:t>
         </w:r>
         <w:r>
           <w:tab/>
@@ -3679,19 +3671,56 @@
     </w:p>
     <w:p>
       <w:pPr>
-        <w:pStyle w:val="973"/>
-      </w:pPr>
-      <w:hyperlink w:anchor="_Toc90000024" w:history="1">
+        <w:pStyle w:val="974"/>
+      </w:pPr>
+      <w:hyperlink w:anchor="_Toc90000023" w:history="1">
         <w:r>
           <w:rPr/>
-          <w:t xml:space="preserve">7</w:t>
+          <w:t xml:space="preserve">5.3</w:t>
         </w:r>
         <w:r>
           <w:tab/>
         </w:r>
         <w:r>
           <w:rPr/>
-          <w:t xml:space="preserve">Experimentos Realizados</w:t>
+          <w:t xml:space="preserve">Consistência</w:t>
+        </w:r>
+        <w:r>
+          <w:tab/>
+        </w:r>
+        <w:r>
+          <w:fldChar w:fldCharType="begin"/>
+        </w:r>
+        <w:r>
+          <w:instrText xml:space="preserve"> PAGEREF _Toc90000023 \h </w:instrText>
+        </w:r>
+        <w:r>
+          <w:fldChar w:fldCharType="separate"/>
+        </w:r>
+        <w:r>
+          <w:rPr/>
+          <w:t xml:space="preserve">19</w:t>
+        </w:r>
+        <w:r>
+          <w:fldChar w:fldCharType="end"/>
+        </w:r>
+      </w:hyperlink>
+    </w:p>
+    <w:p>
+      <w:pPr>
+        <w:pStyle w:val="974"/>
+      </w:pPr>
+      <w:hyperlink w:anchor="_Toc90000024" w:history="1">
+        <w:r>
+          <w:rPr/>
+          <w:t xml:space="preserve">5.4</w:t>
+        </w:r>
+        <w:r>
+          <w:tab/>
+        </w:r>
+        <w:r>
+          <w:rPr/>
+          <w:t xml:space="preserve">Efeito nos experimentos</w:t>
         </w:r>
         <w:r>
           <w:tab/>
@@ -3716,9 +3745,83 @@
     </w:p>
     <w:p>
       <w:pPr>
+        <w:pStyle w:val="973"/>
+      </w:pPr>
+      <w:hyperlink w:anchor="_Toc90000025" w:history="1">
+        <w:r>
+          <w:rPr/>
+          <w:t xml:space="preserve">6</w:t>
+        </w:r>
+        <w:r>
+          <w:tab/>
+        </w:r>
+        <w:r>
+          <w:rPr/>
+          <w:t xml:space="preserve">Conteúdo Educacional</w:t>
+        </w:r>
+        <w:r>
+          <w:tab/>
+        </w:r>
+        <w:r>
+          <w:fldChar w:fldCharType="begin"/>
+        </w:r>
+        <w:r>
+          <w:instrText xml:space="preserve"> PAGEREF _Toc90000025 \h </w:instrText>
+        </w:r>
+        <w:r>
+          <w:fldChar w:fldCharType="separate"/>
+        </w:r>
+        <w:r>
+          <w:rPr/>
+          <w:t xml:space="preserve">21</w:t>
+        </w:r>
+        <w:r>
+          <w:fldChar w:fldCharType="end"/>
+        </w:r>
+      </w:hyperlink>
+    </w:p>
+    <w:p>
+      <w:pPr>
+        <w:pStyle w:val="973"/>
+      </w:pPr>
+      <w:hyperlink w:anchor="_Toc90000027" w:history="1">
+        <w:r>
+          <w:rPr/>
+          <w:t xml:space="preserve">7</w:t>
+        </w:r>
+        <w:r>
+          <w:tab/>
+        </w:r>
+        <w:r>
+          <w:rPr/>
+          <w:t xml:space="preserve">Experimentos Realizados</w:t>
+        </w:r>
+        <w:r>
+          <w:tab/>
+        </w:r>
+        <w:r>
+          <w:fldChar w:fldCharType="begin"/>
+        </w:r>
+        <w:r>
+          <w:instrText xml:space="preserve"> PAGEREF _Toc90000027 \h </w:instrText>
+        </w:r>
+        <w:r>
+          <w:fldChar w:fldCharType="separate"/>
+        </w:r>
+        <w:r>
+          <w:rPr/>
+          <w:t xml:space="preserve">22</w:t>
+        </w:r>
+        <w:r>
+          <w:fldChar w:fldCharType="end"/>
+        </w:r>
+      </w:hyperlink>
+    </w:p>
+    <w:p>
+      <w:pPr>
         <w:pStyle w:val="974"/>
       </w:pPr>
-      <w:hyperlink w:anchor="_Toc90000025" w:history="1">
+      <w:hyperlink w:anchor="_Toc90000028" w:history="1">
         <w:r>
           <w:rPr/>
           <w:t xml:space="preserve">7.1</w:t>
@@ -3737,14 +3840,14 @@
           <w:fldChar w:fldCharType="begin"/>
         </w:r>
         <w:r>
-          <w:instrText xml:space="preserve"> PAGEREF _Toc90000025 \h </w:instrText>
+          <w:instrText xml:space="preserve"> PAGEREF _Toc90000028 \h </w:instrText>
         </w:r>
         <w:r>
           <w:fldChar w:fldCharType="separate"/>
         </w:r>
         <w:r>
           <w:rPr/>
-          <w:t xml:space="preserve">20</w:t>
+          <w:t xml:space="preserve">22</w:t>
         </w:r>
         <w:r>
           <w:fldChar w:fldCharType="end"/>
@@ -3755,7 +3858,7 @@
       <w:pPr>
         <w:pStyle w:val="974"/>
       </w:pPr>
-      <w:hyperlink w:anchor="_Toc90000027" w:history="1">
+      <w:hyperlink w:anchor="_Toc90000030" w:history="1">
         <w:r>
           <w:rPr/>
           <w:t xml:space="preserve">7.2</w:t>
@@ -3774,14 +3877,14 @@
           <w:fldChar w:fldCharType="begin"/>
         </w:r>
         <w:r>
-          <w:instrText xml:space="preserve"> PAGEREF _Toc90000027 \h </w:instrText>
+          <w:instrText xml:space="preserve"> PAGEREF _Toc90000030 \h </w:instrText>
         </w:r>
         <w:r>
           <w:fldChar w:fldCharType="separate"/>
         </w:r>
         <w:r>
           <w:rPr/>
-          <w:t xml:space="preserve">20</w:t>
+          <w:t xml:space="preserve">22</w:t>
         </w:r>
         <w:r>
           <w:fldChar w:fldCharType="end"/>
@@ -3792,7 +3895,7 @@
       <w:pPr>
         <w:pStyle w:val="974"/>
       </w:pPr>
-      <w:hyperlink w:anchor="_Toc90000028" w:history="1">
+      <w:hyperlink w:anchor="_Toc90000031" w:history="1">
         <w:r>
           <w:rPr/>
           <w:t xml:space="preserve">7.3</w:t>
@@ -3811,14 +3914,14 @@
           <w:fldChar w:fldCharType="begin"/>
         </w:r>
         <w:r>
-          <w:instrText xml:space="preserve"> PAGEREF _Toc90000028 \h </w:instrText>
+          <w:instrText xml:space="preserve"> PAGEREF _Toc90000031 \h </w:instrText>
         </w:r>
         <w:r>
           <w:fldChar w:fldCharType="separate"/>
         </w:r>
         <w:r>
           <w:rPr/>
-          <w:t xml:space="preserve">21</w:t>
+          <w:t xml:space="preserve">23</w:t>
         </w:r>
         <w:r>
           <w:fldChar w:fldCharType="end"/>
@@ -3829,7 +3932,7 @@
       <w:pPr>
         <w:pStyle w:val="973"/>
       </w:pPr>
-      <w:hyperlink w:anchor="_Toc90000040" w:history="1">
+      <w:hyperlink w:anchor="_Toc90000043" w:history="1">
         <w:r>
           <w:rPr/>
           <w:t xml:space="preserve">8</w:t>
@@ -3848,14 +3951,14 @@
           <w:fldChar w:fldCharType="begin"/>
         </w:r>
         <w:r>
-          <w:instrText xml:space="preserve"> PAGEREF _Toc90000040 \h </w:instrText>
+          <w:instrText xml:space="preserve"> PAGEREF _Toc90000043 \h </w:instrText>
         </w:r>
         <w:r>
           <w:fldChar w:fldCharType="separate"/>
         </w:r>
         <w:r>
           <w:rPr/>
-          <w:t xml:space="preserve">26</w:t>
+          <w:t xml:space="preserve">28</w:t>
         </w:r>
         <w:r>
           <w:fldChar w:fldCharType="end"/>
@@ -3866,7 +3969,7 @@
       <w:pPr>
         <w:pStyle w:val="973"/>
       </w:pPr>
-      <w:hyperlink w:anchor="_Toc90000041" w:history="1">
+      <w:hyperlink w:anchor="_Toc90000044" w:history="1">
         <w:r>
           <w:rPr/>
           <w:t xml:space="preserve">9</w:t>
@@ -3885,14 +3988,14 @@
           <w:fldChar w:fldCharType="begin"/>
         </w:r>
         <w:r>
-          <w:instrText xml:space="preserve"> PAGEREF _Toc90000041 \h </w:instrText>
+          <w:instrText xml:space="preserve"> PAGEREF _Toc90000044 \h </w:instrText>
         </w:r>
         <w:r>
           <w:fldChar w:fldCharType="separate"/>
         </w:r>
         <w:r>
           <w:rPr/>
-          <w:t xml:space="preserve">30</w:t>
+          <w:t xml:space="preserve">32</w:t>
         </w:r>
         <w:r>
           <w:fldChar w:fldCharType="end"/>
@@ -3903,7 +4006,7 @@
       <w:pPr>
         <w:pStyle w:val="979"/>
       </w:pPr>
-      <w:hyperlink w:anchor="_Toc90000042" w:history="1">
+      <w:hyperlink w:anchor="_Toc90000045" w:history="1">
         <w:r>
           <w:rPr/>
           <w:t xml:space="preserve">REFERÊNCIAS</w:t>
@@ -3915,14 +4018,14 @@
           <w:fldChar w:fldCharType="begin"/>
         </w:r>
         <w:r>
-          <w:instrText xml:space="preserve"> PAGEREF _Toc90000042 \h </w:instrText>
+          <w:instrText xml:space="preserve"> PAGEREF _Toc90000045 \h </w:instrText>
         </w:r>
         <w:r>
           <w:fldChar w:fldCharType="separate"/>
         </w:r>
         <w:r>
           <w:rPr/>
-          <w:t xml:space="preserve">32</w:t>
+          <w:t xml:space="preserve">34</w:t>
         </w:r>
         <w:r>
           <w:fldChar w:fldCharType="end"/>
@@ -5934,9 +6037,345 @@
     </w:p>
     <w:p>
       <w:pPr>
+        <w:pStyle w:val="895"/>
+      </w:pPr>
+      <w:bookmarkStart w:id="5013" w:name="_Toc90000012"/>
+      <w:r>
+        <w:rPr/>
+        <w:t xml:space="preserve">Jogo educacional (bônus)</w:t>
+      </w:r>
+      <w:bookmarkEnd w:id="5013"/>
+    </w:p>
+    <w:p>
+      <w:pPr>
+        <w:pStyle w:val="936"/>
+      </w:pPr>
+      <w:r>
+        <w:rPr/>
+        <w:t xml:space="preserve">Além do ambiente principal, a equipe desenvolveu o jogo "Missão Dengue" na Godot 4.5 (GODOT ENGINE, 2025), na pasta </w:t>
+      </w:r>
+      <w:r>
+        <w:rPr>
+          <w:rFonts w:ascii="Courier New" w:hAnsi="Courier New" w:cs="Courier New"/>
+          <w:sz w:val="22"/>
+          <w:szCs w:val="22"/>
+        </w:rPr>
+        <w:t xml:space="preserve">bonus_godot/</w:t>
+      </w:r>
+      <w:r>
+        <w:rPr/>
+        <w:t xml:space="preserve">. O público-alvo são crianças do Ensino Fundamental e alunos com deficiência intelectual, conforme o item 2.11 do enunciado. O jogo reaproveita os seis cenários (copiados de </w:t>
+      </w:r>
+      <w:r>
+        <w:rPr>
+          <w:rFonts w:ascii="Courier New" w:hAnsi="Courier New" w:cs="Courier New"/>
+          <w:sz w:val="22"/>
+          <w:szCs w:val="22"/>
+        </w:rPr>
+        <w:t xml:space="preserve">scenarios/</w:t>
+      </w:r>
+      <w:r>
+        <w:rPr/>
+        <w:t xml:space="preserve">) e as mesmas regras de movimento e custo. A criança e o Robô Ajudante partem da mesma casa em direção ao mesmo foco, mas em turnos: primeiro a criança faz o seu caminho (Figura 2) e só depois o robô procura, para que ela não copie a rota dele. Na vez do robô, o jogo mostra em azul as casas que a busca expandiu e depois o caminho encontrado, ao lado das pegadas da criança. Ao final, um cartão apresenta o criadouro, a orientação de prevenção e a comparação entre os dois (Figura 3).</w:t>
+      </w:r>
+    </w:p>
+    <w:p>
+      <w:pPr>
+        <w:pStyle w:val="936"/>
+      </w:pPr>
+      <w:r>
+        <w:rPr/>
+        <w:t xml:space="preserve">Para aproximar o conceito de custo desse público, o custo aparece como "energia gasta" (calçada 1, grama 2 e lama 4), com legenda sempre visível. A fase termina com uma a três estrelas, conforme a energia do jogador se aproxima da menor possível, calculada pelo A*. As decisões de interface seguem o que o enunciado pede sobre clareza das instruções, simplicidade e legibilidade:</w:t>
+      </w:r>
+    </w:p>
+    <w:p>
+      <w:pPr>
+        <w:pStyle w:val="936"/>
+        <w:numPr>
+          <w:ilvl w:val="0"/>
+          <w:numId w:val="49"/>
+        </w:numPr>
+        <w:ind w:left="1134" w:hanging="283"/>
+      </w:pPr>
+      <w:r>
+        <w:rPr/>
+        <w:t xml:space="preserve">letras e botões grandes, cores contrastantes e uma instrução por vez;</w:t>
+      </w:r>
+    </w:p>
+    <w:p>
+      <w:pPr>
+        <w:pStyle w:val="936"/>
+        <w:numPr>
+          <w:ilvl w:val="0"/>
+          <w:numId w:val="49"/>
+        </w:numPr>
+        <w:ind w:left="1134" w:hanging="283"/>
+      </w:pPr>
+      <w:r>
+        <w:rPr/>
+        <w:t xml:space="preserve">leitura em voz alta das instruções e das mensagens educativas, com gravações de voz humana ou neural (e a voz do sistema como alternativa);</w:t>
+      </w:r>
+    </w:p>
+    <w:p>
+      <w:pPr>
+        <w:pStyle w:val="936"/>
+        <w:numPr>
+          <w:ilvl w:val="0"/>
+          <w:numId w:val="49"/>
+        </w:numPr>
+        <w:ind w:left="1134" w:hanging="283"/>
+      </w:pPr>
+      <w:r>
+        <w:rPr/>
+        <w:t xml:space="preserve">controle por teclado, por botões na tela ou tocando na casa vizinha;</w:t>
+      </w:r>
+    </w:p>
+    <w:p>
+      <w:pPr>
+        <w:pStyle w:val="936"/>
+        <w:numPr>
+          <w:ilvl w:val="0"/>
+          <w:numId w:val="49"/>
+        </w:numPr>
+        <w:ind w:left="1134" w:hanging="283"/>
+      </w:pPr>
+      <w:r>
+        <w:rPr/>
+        <w:t xml:space="preserve">nenhum limite de tempo para a criança e mensagens de incentivo;</w:t>
+      </w:r>
+    </w:p>
+    <w:p>
+      <w:pPr>
+        <w:pStyle w:val="936"/>
+        <w:numPr>
+          <w:ilvl w:val="0"/>
+          <w:numId w:val="49"/>
+        </w:numPr>
+        <w:ind w:left="1134" w:hanging="283"/>
+      </w:pPr>
+      <w:r>
+        <w:rPr/>
+        <w:t xml:space="preserve">som e animação como retorno de cada ação.</w:t>
+      </w:r>
+    </w:p>
+    <w:p>
+      <w:pPr>
+        <w:pStyle w:val="936"/>
+      </w:pPr>
+      <w:r>
+        <w:rPr/>
+        <w:t xml:space="preserve">O jogo tem ainda um modo professor, que libera todas as fases, permite escolher o algoritmo do robô (BFS, DFS, Gulosa ou A*) e mostra as métricas de busca. Há também um editor de fases com geração automática de mapas, que só aceita mapas em que a busca encontra caminho. As quatro buscas foram reescritas manualmente em GDScript, incluindo o heap da fila de prioridade, sem os recursos de pathfinding da Godot (</w:t>
+      </w:r>
+      <w:r>
+        <w:rPr>
+          <w:rFonts w:ascii="Courier New" w:hAnsi="Courier New" w:cs="Courier New"/>
+          <w:sz w:val="22"/>
+          <w:szCs w:val="22"/>
+        </w:rPr>
+        <w:t xml:space="preserve">AStarGrid2D</w:t>
+      </w:r>
+      <w:r>
+        <w:rPr/>
+        <w:t xml:space="preserve"> e </w:t>
+      </w:r>
+      <w:r>
+        <w:rPr>
+          <w:rFonts w:ascii="Courier New" w:hAnsi="Courier New" w:cs="Courier New"/>
+          <w:sz w:val="22"/>
+          <w:szCs w:val="22"/>
+        </w:rPr>
+        <w:t xml:space="preserve">NavigationServer</w:t>
+      </w:r>
+      <w:r>
+        <w:rPr/>
+        <w:t xml:space="preserve">). Um teste automatizado (</w:t>
+      </w:r>
+      <w:r>
+        <w:rPr>
+          <w:rFonts w:ascii="Courier New" w:hAnsi="Courier New" w:cs="Courier New"/>
+          <w:sz w:val="22"/>
+          <w:szCs w:val="22"/>
+        </w:rPr>
+        <w:t xml:space="preserve">tests/test_godot.py</w:t>
+      </w:r>
+      <w:r>
+        <w:rPr/>
+        <w:t xml:space="preserve">) confere que, nos seis cenários e nos quatro algoritmos, a versão em GDScript produz exatamente o mesmo caminho, custo, número de estados expandidos e gerados e tamanho máximo da fronteira que a versão em Python.</w:t>
+      </w:r>
+    </w:p>
+    <w:p>
+      <w:pPr>
+        <w:pStyle w:val="958"/>
+        <w:keepNext w:val="1"/>
+      </w:pPr>
+      <w:bookmarkStart w:id="5014" w:name="_Toc90000013"/>
+      <w:r>
+        <w:rPr/>
+        <w:t xml:space="preserve">Figura </w:t>
+      </w:r>
+      <w:r>
+        <w:fldChar w:fldCharType="begin"/>
+      </w:r>
+      <w:r>
+        <w:instrText xml:space="preserve"> SEQ Figura \* ARABIC </w:instrText>
+      </w:r>
+      <w:r>
+        <w:fldChar w:fldCharType="separate"/>
+      </w:r>
+      <w:r>
+        <w:rPr/>
+        <w:t xml:space="preserve">2</w:t>
+      </w:r>
+      <w:r>
+        <w:fldChar w:fldCharType="end"/>
+      </w:r>
+      <w:r>
+        <w:rPr/>
+        <w:t xml:space="preserve"> - Jogo Missão Dengue: fase em andamento no modo criança</w:t>
+      </w:r>
+      <w:bookmarkEnd w:id="5014"/>
+    </w:p>
+    <w:p>
+      <w:pPr>
+        <w:pStyle w:val="959"/>
+      </w:pPr>
+      <w:r>
+        <w:drawing>
+          <wp:inline xmlns:pic="http://schemas.openxmlformats.org/drawingml/2006/picture">
+            <wp:extent cx="5580000" cy="3138750"/>
+            <wp:docPr id="1" name="Picture 1"/>
+            <wp:cNvGraphicFramePr>
+              <a:graphicFrameLocks noChangeAspect="1"/>
+            </wp:cNvGraphicFramePr>
+            <a:graphic>
+              <a:graphicData uri="http://schemas.openxmlformats.org/drawingml/2006/picture">
+                <pic:pic>
+                  <pic:nvPicPr>
+                    <pic:cNvPr id="0" name="crianca.png"/>
+                    <pic:cNvPicPr/>
+                  </pic:nvPicPr>
+                  <pic:blipFill>
+                    <a:blip r:embed="rId19"/>
+                    <a:stretch>
+                      <a:fillRect/>
+                    </a:stretch>
+                  </pic:blipFill>
+                  <pic:spPr>
+                    <a:xfrm>
+                      <a:off x="0" y="0"/>
+                      <a:ext cx="5580000" cy="3138750"/>
+                    </a:xfrm>
+                    <a:prstGeom prst="rect"/>
+                  </pic:spPr>
+                </pic:pic>
+              </a:graphicData>
+            </a:graphic>
+          </wp:inline>
+        </w:drawing>
+      </w:r>
+    </w:p>
+    <w:p>
+      <w:pPr>
+        <w:pStyle w:val="960"/>
+        <w:keepNext w:val="0"/>
+      </w:pPr>
+      <w:r>
+        <w:rPr>
+          <w:sz w:val="20"/>
+          <w:szCs w:val="20"/>
+        </w:rPr>
+        <w:t xml:space="preserve">Fonte: Autoria própria (2026).</w:t>
+      </w:r>
+    </w:p>
+    <w:p>
+      <w:pPr>
+        <w:pStyle w:val="958"/>
+        <w:keepNext w:val="1"/>
+      </w:pPr>
+      <w:bookmarkStart w:id="5015" w:name="_Toc90000014"/>
+      <w:r>
+        <w:rPr/>
+        <w:t xml:space="preserve">Figura </w:t>
+      </w:r>
+      <w:r>
+        <w:fldChar w:fldCharType="begin"/>
+      </w:r>
+      <w:r>
+        <w:instrText xml:space="preserve"> SEQ Figura \* ARABIC </w:instrText>
+      </w:r>
+      <w:r>
+        <w:fldChar w:fldCharType="separate"/>
+      </w:r>
+      <w:r>
+        <w:rPr/>
+        <w:t xml:space="preserve">3</w:t>
+      </w:r>
+      <w:r>
+        <w:fldChar w:fldCharType="end"/>
+      </w:r>
+      <w:r>
+        <w:rPr/>
+        <w:t xml:space="preserve"> - Jogo Missão Dengue: cartão educativo ao final da fase (modo professor)</w:t>
+      </w:r>
+      <w:bookmarkEnd w:id="5015"/>
+    </w:p>
+    <w:p>
+      <w:pPr>
+        <w:pStyle w:val="959"/>
+      </w:pPr>
+      <w:r>
+        <w:drawing>
+          <wp:inline xmlns:pic="http://schemas.openxmlformats.org/drawingml/2006/picture">
+            <wp:extent cx="5580000" cy="3138750"/>
+            <wp:docPr id="2" name="Picture 2"/>
+            <wp:cNvGraphicFramePr>
+              <a:graphicFrameLocks noChangeAspect="1"/>
+            </wp:cNvGraphicFramePr>
+            <a:graphic>
+              <a:graphicData uri="http://schemas.openxmlformats.org/drawingml/2006/picture">
+                <pic:pic>
+                  <pic:nvPicPr>
+                    <pic:cNvPr id="0" name="resultado.png"/>
+                    <pic:cNvPicPr/>
+                  </pic:nvPicPr>
+                  <pic:blipFill>
+                    <a:blip r:embed="rId20"/>
+                    <a:stretch>
+                      <a:fillRect/>
+                    </a:stretch>
+                  </pic:blipFill>
+                  <pic:spPr>
+                    <a:xfrm>
+                      <a:off x="0" y="0"/>
+                      <a:ext cx="5580000" cy="3138750"/>
+                    </a:xfrm>
+                    <a:prstGeom prst="rect"/>
+                  </pic:spPr>
+                </pic:pic>
+              </a:graphicData>
+            </a:graphic>
+          </wp:inline>
+        </w:drawing>
+      </w:r>
+    </w:p>
+    <w:p>
+      <w:pPr>
+        <w:pStyle w:val="960"/>
+        <w:keepNext w:val="0"/>
+      </w:pPr>
+      <w:r>
+        <w:rPr>
+          <w:sz w:val="20"/>
+          <w:szCs w:val="20"/>
+        </w:rPr>
+        <w:t xml:space="preserve">Fonte: Autoria própria (2026).</w:t>
+      </w:r>
+    </w:p>
+    <w:p>
+      <w:pPr>
         <w:pStyle w:val="942"/>
       </w:pPr>
-      <w:bookmarkStart w:id="5013" w:name="_Toc90000012"/>
+      <w:bookmarkStart w:id="5016" w:name="_Toc90000015"/>
       <w:r>
         <w:br w:type="page"/>
       </w:r>
@@ -5944,7 +6383,7 @@
         <w:rPr/>
         <w:t xml:space="preserve">Implementação dos Algoritmos</w:t>
       </w:r>
-      <w:bookmarkEnd w:id="5013"/>
+      <w:bookmarkEnd w:id="5016"/>
     </w:p>
     <w:p>
       <w:pPr>
@@ -6115,12 +6554,12 @@
       <w:pPr>
         <w:pStyle w:val="895"/>
       </w:pPr>
-      <w:bookmarkStart w:id="5014" w:name="_Toc90000013"/>
+      <w:bookmarkStart w:id="5017" w:name="_Toc90000016"/>
       <w:r>
         <w:rPr/>
         <w:t xml:space="preserve">Busca em Largura (BFS)</w:t>
       </w:r>
-      <w:bookmarkEnd w:id="5014"/>
+      <w:bookmarkEnd w:id="5017"/>
     </w:p>
     <w:p>
       <w:pPr>
@@ -6220,12 +6659,12 @@
       <w:pPr>
         <w:pStyle w:val="895"/>
       </w:pPr>
-      <w:bookmarkStart w:id="5015" w:name="_Toc90000014"/>
+      <w:bookmarkStart w:id="5018" w:name="_Toc90000017"/>
       <w:r>
         <w:rPr/>
         <w:t xml:space="preserve">Busca em Profundidade (DFS)</w:t>
       </w:r>
-      <w:bookmarkEnd w:id="5015"/>
+      <w:bookmarkEnd w:id="5018"/>
     </w:p>
     <w:p>
       <w:pPr>
@@ -6389,12 +6828,12 @@
       <w:pPr>
         <w:pStyle w:val="895"/>
       </w:pPr>
-      <w:bookmarkStart w:id="5016" w:name="_Toc90000015"/>
+      <w:bookmarkStart w:id="5019" w:name="_Toc90000018"/>
       <w:r>
         <w:rPr/>
         <w:t xml:space="preserve">Busca Gulosa</w:t>
       </w:r>
-      <w:bookmarkEnd w:id="5016"/>
+      <w:bookmarkEnd w:id="5019"/>
     </w:p>
     <w:p>
       <w:pPr>
@@ -6620,12 +7059,12 @@
       <w:pPr>
         <w:pStyle w:val="895"/>
       </w:pPr>
-      <w:bookmarkStart w:id="5017" w:name="_Toc90000016"/>
+      <w:bookmarkStart w:id="5020" w:name="_Toc90000019"/>
       <w:r>
         <w:rPr/>
         <w:t xml:space="preserve">A*</w:t>
       </w:r>
-      <w:bookmarkEnd w:id="5017"/>
+      <w:bookmarkEnd w:id="5020"/>
     </w:p>
     <w:p>
       <w:pPr>
@@ -6861,7 +7300,7 @@
       <w:pPr>
         <w:pStyle w:val="942"/>
       </w:pPr>
-      <w:bookmarkStart w:id="5018" w:name="_Toc90000017"/>
+      <w:bookmarkStart w:id="5021" w:name="_Toc90000020"/>
       <w:r>
         <w:br w:type="page"/>
       </w:r>
@@ -6869,7 +7308,7 @@
         <w:rPr/>
         <w:t xml:space="preserve">Heurística Utilizada</w:t>
       </w:r>
-      <w:bookmarkEnd w:id="5018"/>
+      <w:bookmarkEnd w:id="5021"/>
     </w:p>
     <w:p>
       <w:pPr>
@@ -6964,12 +7403,12 @@
       <w:pPr>
         <w:pStyle w:val="895"/>
       </w:pPr>
-      <w:bookmarkStart w:id="5019" w:name="_Toc90000018"/>
+      <w:bookmarkStart w:id="5022" w:name="_Toc90000021"/>
       <w:r>
         <w:rPr/>
         <w:t xml:space="preserve">Justificativa</w:t>
       </w:r>
-      <w:bookmarkEnd w:id="5019"/>
+      <w:bookmarkEnd w:id="5022"/>
     </w:p>
     <w:p>
       <w:pPr>
@@ -7047,12 +7486,12 @@
       <w:pPr>
         <w:pStyle w:val="895"/>
       </w:pPr>
-      <w:bookmarkStart w:id="5020" w:name="_Toc90000019"/>
+      <w:bookmarkStart w:id="5023" w:name="_Toc90000022"/>
       <w:r>
         <w:rPr/>
         <w:t xml:space="preserve">Admissibilidade</w:t>
       </w:r>
-      <w:bookmarkEnd w:id="5020"/>
+      <w:bookmarkEnd w:id="5023"/>
     </w:p>
     <w:p>
       <w:pPr>
@@ -7125,12 +7564,12 @@
       <w:pPr>
         <w:pStyle w:val="895"/>
       </w:pPr>
-      <w:bookmarkStart w:id="5021" w:name="_Toc90000020"/>
+      <w:bookmarkStart w:id="5024" w:name="_Toc90000023"/>
       <w:r>
         <w:rPr/>
         <w:t xml:space="preserve">Consistência</w:t>
       </w:r>
-      <w:bookmarkEnd w:id="5021"/>
+      <w:bookmarkEnd w:id="5024"/>
     </w:p>
     <w:p>
       <w:pPr>
@@ -7263,12 +7702,12 @@
       <w:pPr>
         <w:pStyle w:val="895"/>
       </w:pPr>
-      <w:bookmarkStart w:id="5022" w:name="_Toc90000021"/>
+      <w:bookmarkStart w:id="5025" w:name="_Toc90000024"/>
       <w:r>
         <w:rPr/>
         <w:t xml:space="preserve">Efeito nos experimentos</w:t>
       </w:r>
-      <w:bookmarkEnd w:id="5022"/>
+      <w:bookmarkEnd w:id="5025"/>
     </w:p>
     <w:p>
       <w:pPr>
@@ -7283,7 +7722,7 @@
       <w:pPr>
         <w:pStyle w:val="942"/>
       </w:pPr>
-      <w:bookmarkStart w:id="5023" w:name="_Toc90000022"/>
+      <w:bookmarkStart w:id="5026" w:name="_Toc90000025"/>
       <w:r>
         <w:br w:type="page"/>
       </w:r>
@@ -7291,7 +7730,7 @@
         <w:rPr/>
         <w:t xml:space="preserve">Conteúdo Educacional</w:t>
       </w:r>
-      <w:bookmarkEnd w:id="5023"/>
+      <w:bookmarkEnd w:id="5026"/>
     </w:p>
     <w:p>
       <w:pPr>
@@ -7351,7 +7790,7 @@
         <w:pStyle w:val="958"/>
         <w:keepNext w:val="1"/>
       </w:pPr>
-      <w:bookmarkStart w:id="5024" w:name="_Toc90000023"/>
+      <w:bookmarkStart w:id="5027" w:name="_Toc90000026"/>
       <w:r>
         <w:rPr/>
         <w:t xml:space="preserve">Quadro </w:t>
@@ -7376,7 +7815,7 @@
         <w:rPr/>
         <w:t xml:space="preserve"> - Focos de dengue e mensagens educativas por cenário</w:t>
       </w:r>
-      <w:bookmarkEnd w:id="5024"/>
+      <w:bookmarkEnd w:id="5027"/>
     </w:p>
     <w:tbl>
       <w:tblPr>
@@ -7872,7 +8311,7 @@
       <w:pPr>
         <w:pStyle w:val="942"/>
       </w:pPr>
-      <w:bookmarkStart w:id="5025" w:name="_Toc90000024"/>
+      <w:bookmarkStart w:id="5028" w:name="_Toc90000027"/>
       <w:r>
         <w:br w:type="page"/>
       </w:r>
@@ -7880,18 +8319,18 @@
         <w:rPr/>
         <w:t xml:space="preserve">Experimentos Realizados</w:t>
       </w:r>
-      <w:bookmarkEnd w:id="5025"/>
+      <w:bookmarkEnd w:id="5028"/>
     </w:p>
     <w:p>
       <w:pPr>
         <w:pStyle w:val="895"/>
       </w:pPr>
-      <w:bookmarkStart w:id="5026" w:name="_Toc90000025"/>
+      <w:bookmarkStart w:id="5029" w:name="_Toc90000028"/>
       <w:r>
         <w:rPr/>
         <w:t xml:space="preserve">Cenários</w:t>
       </w:r>
-      <w:bookmarkEnd w:id="5026"/>
+      <w:bookmarkEnd w:id="5029"/>
     </w:p>
     <w:p>
       <w:pPr>
@@ -7941,7 +8380,7 @@
         <w:pStyle w:val="958"/>
         <w:keepNext w:val="1"/>
       </w:pPr>
-      <w:bookmarkStart w:id="5027" w:name="_Toc90000026"/>
+      <w:bookmarkStart w:id="5030" w:name="_Toc90000029"/>
       <w:r>
         <w:rPr/>
         <w:t xml:space="preserve">Quadro </w:t>
@@ -7966,7 +8405,7 @@
         <w:rPr/>
         <w:t xml:space="preserve"> - Características dos cenários</w:t>
       </w:r>
-      <w:bookmarkEnd w:id="5027"/>
+      <w:bookmarkEnd w:id="5030"/>
     </w:p>
     <w:tbl>
       <w:tblPr>
@@ -8998,12 +9437,12 @@
       <w:pPr>
         <w:pStyle w:val="895"/>
       </w:pPr>
-      <w:bookmarkStart w:id="5028" w:name="_Toc90000027"/>
+      <w:bookmarkStart w:id="5031" w:name="_Toc90000030"/>
       <w:r>
         <w:rPr/>
         <w:t xml:space="preserve">Procedimento</w:t>
       </w:r>
-      <w:bookmarkEnd w:id="5028"/>
+      <w:bookmarkEnd w:id="5031"/>
     </w:p>
     <w:p>
       <w:pPr>
@@ -9205,12 +9644,12 @@
       <w:pPr>
         <w:pStyle w:val="895"/>
       </w:pPr>
-      <w:bookmarkStart w:id="5029" w:name="_Toc90000028"/>
+      <w:bookmarkStart w:id="5032" w:name="_Toc90000031"/>
       <w:r>
         <w:rPr/>
         <w:t xml:space="preserve">Resultados</w:t>
       </w:r>
-      <w:bookmarkEnd w:id="5029"/>
+      <w:bookmarkEnd w:id="5032"/>
     </w:p>
     <w:p>
       <w:pPr>
@@ -9226,7 +9665,7 @@
         <w:pStyle w:val="958"/>
         <w:keepNext w:val="1"/>
       </w:pPr>
-      <w:bookmarkStart w:id="5030" w:name="_Toc90000029"/>
+      <w:bookmarkStart w:id="5033" w:name="_Toc90000032"/>
       <w:r>
         <w:rPr/>
         <w:t xml:space="preserve">Tabela </w:t>
@@ -9251,7 +9690,7 @@
         <w:rPr/>
         <w:t xml:space="preserve"> - Resultados das execuções nos cenários oficiais</w:t>
       </w:r>
-      <w:bookmarkEnd w:id="5030"/>
+      <w:bookmarkEnd w:id="5033"/>
     </w:p>
     <w:tbl>
       <w:tblPr>
@@ -11846,7 +12285,7 @@
         <w:pStyle w:val="958"/>
         <w:keepNext w:val="1"/>
       </w:pPr>
-      <w:bookmarkStart w:id="5031" w:name="_Toc90000030"/>
+      <w:bookmarkStart w:id="5034" w:name="_Toc90000033"/>
       <w:r>
         <w:rPr/>
         <w:t xml:space="preserve">Gráfico </w:t>
@@ -11871,175 +12310,7 @@
         <w:rPr/>
         <w:t xml:space="preserve"> - Custo total por método e cenário</w:t>
       </w:r>
-      <w:bookmarkEnd w:id="5031"/>
-    </w:p>
-    <w:p>
-      <w:pPr>
-        <w:pStyle w:val="959"/>
-      </w:pPr>
-      <w:r>
-        <w:drawing>
-          <wp:inline xmlns:pic="http://schemas.openxmlformats.org/drawingml/2006/picture">
-            <wp:extent cx="5580000" cy="2790000"/>
-            <wp:docPr id="1" name="Picture 1"/>
-            <wp:cNvGraphicFramePr>
-              <a:graphicFrameLocks noChangeAspect="1"/>
-            </wp:cNvGraphicFramePr>
-            <a:graphic>
-              <a:graphicData uri="http://schemas.openxmlformats.org/drawingml/2006/picture">
-                <pic:pic>
-                  <pic:nvPicPr>
-                    <pic:cNvPr id="0" name="grafico_custo.png"/>
-                    <pic:cNvPicPr/>
-                  </pic:nvPicPr>
-                  <pic:blipFill>
-                    <a:blip r:embed="rId19"/>
-                    <a:stretch>
-                      <a:fillRect/>
-                    </a:stretch>
-                  </pic:blipFill>
-                  <pic:spPr>
-                    <a:xfrm>
-                      <a:off x="0" y="0"/>
-                      <a:ext cx="5580000" cy="2790000"/>
-                    </a:xfrm>
-                    <a:prstGeom prst="rect"/>
-                  </pic:spPr>
-                </pic:pic>
-              </a:graphicData>
-            </a:graphic>
-          </wp:inline>
-        </w:drawing>
-      </w:r>
-    </w:p>
-    <w:p>
-      <w:pPr>
-        <w:pStyle w:val="960"/>
-        <w:keepNext w:val="0"/>
-      </w:pPr>
-      <w:r>
-        <w:rPr>
-          <w:sz w:val="20"/>
-          <w:szCs w:val="20"/>
-        </w:rPr>
-        <w:t xml:space="preserve">Fonte: Autoria própria (2026).</w:t>
-      </w:r>
-    </w:p>
-    <w:p>
-      <w:pPr>
-        <w:pStyle w:val="958"/>
-        <w:keepNext w:val="1"/>
-      </w:pPr>
-      <w:bookmarkStart w:id="5032" w:name="_Toc90000031"/>
-      <w:r>
-        <w:rPr/>
-        <w:t xml:space="preserve">Gráfico </w:t>
-      </w:r>
-      <w:r>
-        <w:fldChar w:fldCharType="begin"/>
-      </w:r>
-      <w:r>
-        <w:instrText xml:space="preserve"> SEQ Gráfico \* ARABIC </w:instrText>
-      </w:r>
-      <w:r>
-        <w:fldChar w:fldCharType="separate"/>
-      </w:r>
-      <w:r>
-        <w:rPr/>
-        <w:t xml:space="preserve">2</w:t>
-      </w:r>
-      <w:r>
-        <w:fldChar w:fldCharType="end"/>
-      </w:r>
-      <w:r>
-        <w:rPr/>
-        <w:t xml:space="preserve"> - Passos por método e cenário</w:t>
-      </w:r>
-      <w:bookmarkEnd w:id="5032"/>
-    </w:p>
-    <w:p>
-      <w:pPr>
-        <w:pStyle w:val="959"/>
-      </w:pPr>
-      <w:r>
-        <w:drawing>
-          <wp:inline xmlns:pic="http://schemas.openxmlformats.org/drawingml/2006/picture">
-            <wp:extent cx="5580000" cy="2790000"/>
-            <wp:docPr id="2" name="Picture 2"/>
-            <wp:cNvGraphicFramePr>
-              <a:graphicFrameLocks noChangeAspect="1"/>
-            </wp:cNvGraphicFramePr>
-            <a:graphic>
-              <a:graphicData uri="http://schemas.openxmlformats.org/drawingml/2006/picture">
-                <pic:pic>
-                  <pic:nvPicPr>
-                    <pic:cNvPr id="0" name="grafico_passos.png"/>
-                    <pic:cNvPicPr/>
-                  </pic:nvPicPr>
-                  <pic:blipFill>
-                    <a:blip r:embed="rId20"/>
-                    <a:stretch>
-                      <a:fillRect/>
-                    </a:stretch>
-                  </pic:blipFill>
-                  <pic:spPr>
-                    <a:xfrm>
-                      <a:off x="0" y="0"/>
-                      <a:ext cx="5580000" cy="2790000"/>
-                    </a:xfrm>
-                    <a:prstGeom prst="rect"/>
-                  </pic:spPr>
-                </pic:pic>
-              </a:graphicData>
-            </a:graphic>
-          </wp:inline>
-        </w:drawing>
-      </w:r>
-    </w:p>
-    <w:p>
-      <w:pPr>
-        <w:pStyle w:val="960"/>
-        <w:keepNext w:val="0"/>
-      </w:pPr>
-      <w:r>
-        <w:rPr>
-          <w:sz w:val="20"/>
-          <w:szCs w:val="20"/>
-        </w:rPr>
-        <w:t xml:space="preserve">Fonte: Autoria própria (2026).</w:t>
-      </w:r>
-    </w:p>
-    <w:p>
-      <w:pPr>
-        <w:pStyle w:val="958"/>
-        <w:keepNext w:val="1"/>
-      </w:pPr>
-      <w:bookmarkStart w:id="5033" w:name="_Toc90000032"/>
-      <w:r>
-        <w:rPr/>
-        <w:t xml:space="preserve">Gráfico </w:t>
-      </w:r>
-      <w:r>
-        <w:fldChar w:fldCharType="begin"/>
-      </w:r>
-      <w:r>
-        <w:instrText xml:space="preserve"> SEQ Gráfico \* ARABIC </w:instrText>
-      </w:r>
-      <w:r>
-        <w:fldChar w:fldCharType="separate"/>
-      </w:r>
-      <w:r>
-        <w:rPr/>
-        <w:t xml:space="preserve">3</w:t>
-      </w:r>
-      <w:r>
-        <w:fldChar w:fldCharType="end"/>
-      </w:r>
-      <w:r>
-        <w:rPr/>
-        <w:t xml:space="preserve"> - Estados expandidos por algoritmo e cenário</w:t>
-      </w:r>
-      <w:bookmarkEnd w:id="5033"/>
+      <w:bookmarkEnd w:id="5034"/>
     </w:p>
     <w:p>
       <w:pPr>
@@ -12057,7 +12328,7 @@
               <a:graphicData uri="http://schemas.openxmlformats.org/drawingml/2006/picture">
                 <pic:pic>
                   <pic:nvPicPr>
-                    <pic:cNvPr id="0" name="grafico_expandidos.png"/>
+                    <pic:cNvPr id="0" name="grafico_custo.png"/>
                     <pic:cNvPicPr/>
                   </pic:nvPicPr>
                   <pic:blipFill>
@@ -12098,7 +12369,7 @@
         <w:pStyle w:val="958"/>
         <w:keepNext w:val="1"/>
       </w:pPr>
-      <w:bookmarkStart w:id="5034" w:name="_Toc90000033"/>
+      <w:bookmarkStart w:id="5035" w:name="_Toc90000034"/>
       <w:r>
         <w:rPr/>
         <w:t xml:space="preserve">Gráfico </w:t>
@@ -12114,16 +12385,16 @@
       </w:r>
       <w:r>
         <w:rPr/>
-        <w:t xml:space="preserve">4</w:t>
+        <w:t xml:space="preserve">2</w:t>
       </w:r>
       <w:r>
         <w:fldChar w:fldCharType="end"/>
       </w:r>
       <w:r>
         <w:rPr/>
-        <w:t xml:space="preserve"> - Estados gerados por algoritmo e cenário</w:t>
-      </w:r>
-      <w:bookmarkEnd w:id="5034"/>
+        <w:t xml:space="preserve"> - Passos por método e cenário</w:t>
+      </w:r>
+      <w:bookmarkEnd w:id="5035"/>
     </w:p>
     <w:p>
       <w:pPr>
@@ -12141,7 +12412,7 @@
               <a:graphicData uri="http://schemas.openxmlformats.org/drawingml/2006/picture">
                 <pic:pic>
                   <pic:nvPicPr>
-                    <pic:cNvPr id="0" name="grafico_gerados.png"/>
+                    <pic:cNvPr id="0" name="grafico_passos.png"/>
                     <pic:cNvPicPr/>
                   </pic:nvPicPr>
                   <pic:blipFill>
@@ -12182,7 +12453,7 @@
         <w:pStyle w:val="958"/>
         <w:keepNext w:val="1"/>
       </w:pPr>
-      <w:bookmarkStart w:id="5035" w:name="_Toc90000034"/>
+      <w:bookmarkStart w:id="5036" w:name="_Toc90000035"/>
       <w:r>
         <w:rPr/>
         <w:t xml:space="preserve">Gráfico </w:t>
@@ -12198,16 +12469,16 @@
       </w:r>
       <w:r>
         <w:rPr/>
-        <w:t xml:space="preserve">5</w:t>
+        <w:t xml:space="preserve">3</w:t>
       </w:r>
       <w:r>
         <w:fldChar w:fldCharType="end"/>
       </w:r>
       <w:r>
         <w:rPr/>
-        <w:t xml:space="preserve"> - Tamanho máximo da fronteira por algoritmo e cenário</w:t>
-      </w:r>
-      <w:bookmarkEnd w:id="5035"/>
+        <w:t xml:space="preserve"> - Estados expandidos por algoritmo e cenário</w:t>
+      </w:r>
+      <w:bookmarkEnd w:id="5036"/>
     </w:p>
     <w:p>
       <w:pPr>
@@ -12225,7 +12496,7 @@
               <a:graphicData uri="http://schemas.openxmlformats.org/drawingml/2006/picture">
                 <pic:pic>
                   <pic:nvPicPr>
-                    <pic:cNvPr id="0" name="grafico_fronteira.png"/>
+                    <pic:cNvPr id="0" name="grafico_expandidos.png"/>
                     <pic:cNvPicPr/>
                   </pic:nvPicPr>
                   <pic:blipFill>
@@ -12266,7 +12537,7 @@
         <w:pStyle w:val="958"/>
         <w:keepNext w:val="1"/>
       </w:pPr>
-      <w:bookmarkStart w:id="5036" w:name="_Toc90000035"/>
+      <w:bookmarkStart w:id="5037" w:name="_Toc90000036"/>
       <w:r>
         <w:rPr/>
         <w:t xml:space="preserve">Gráfico </w:t>
@@ -12282,16 +12553,16 @@
       </w:r>
       <w:r>
         <w:rPr/>
-        <w:t xml:space="preserve">6</w:t>
+        <w:t xml:space="preserve">4</w:t>
       </w:r>
       <w:r>
         <w:fldChar w:fldCharType="end"/>
       </w:r>
       <w:r>
         <w:rPr/>
-        <w:t xml:space="preserve"> - Tempo de execução dos algoritmos (mediana de 5 rodadas)</w:t>
-      </w:r>
-      <w:bookmarkEnd w:id="5036"/>
+        <w:t xml:space="preserve"> - Estados gerados por algoritmo e cenário</w:t>
+      </w:r>
+      <w:bookmarkEnd w:id="5037"/>
     </w:p>
     <w:p>
       <w:pPr>
@@ -12309,7 +12580,7 @@
               <a:graphicData uri="http://schemas.openxmlformats.org/drawingml/2006/picture">
                 <pic:pic>
                   <pic:nvPicPr>
-                    <pic:cNvPr id="0" name="grafico_tempo.png"/>
+                    <pic:cNvPr id="0" name="grafico_gerados.png"/>
                     <pic:cNvPicPr/>
                   </pic:nvPicPr>
                   <pic:blipFill>
@@ -12347,53 +12618,44 @@
     </w:p>
     <w:p>
       <w:pPr>
-        <w:pStyle w:val="936"/>
-      </w:pPr>
+        <w:pStyle w:val="958"/>
+        <w:keepNext w:val="1"/>
+      </w:pPr>
+      <w:bookmarkStart w:id="5038" w:name="_Toc90000037"/>
       <w:r>
         <w:rPr/>
-        <w:t xml:space="preserve">As Figuras 2 a 4 mostram, sobre o mapa de cada cenário oficial, o caminho de cada método. O círculo azul marca a origem, e o X vermelho, o foco.</w:t>
-      </w:r>
+        <w:t xml:space="preserve">Gráfico </w:t>
+      </w:r>
+      <w:r>
+        <w:fldChar w:fldCharType="begin"/>
+      </w:r>
+      <w:r>
+        <w:instrText xml:space="preserve"> SEQ Gráfico \* ARABIC </w:instrText>
+      </w:r>
+      <w:r>
+        <w:fldChar w:fldCharType="separate"/>
+      </w:r>
+      <w:r>
+        <w:rPr/>
+        <w:t xml:space="preserve">5</w:t>
+      </w:r>
+      <w:r>
+        <w:fldChar w:fldCharType="end"/>
+      </w:r>
+      <w:r>
+        <w:rPr/>
+        <w:t xml:space="preserve"> - Tamanho máximo da fronteira por algoritmo e cenário</w:t>
+      </w:r>
+      <w:bookmarkEnd w:id="5038"/>
     </w:p>
     <w:p>
       <w:pPr>
-        <w:pStyle w:val="958"/>
-        <w:keepNext w:val="1"/>
-      </w:pPr>
-      <w:bookmarkStart w:id="5037" w:name="_Toc90000036"/>
-      <w:r>
-        <w:rPr/>
-        <w:t xml:space="preserve">Figura </w:t>
-      </w:r>
-      <w:r>
-        <w:fldChar w:fldCharType="begin"/>
-      </w:r>
-      <w:r>
-        <w:instrText xml:space="preserve"> SEQ Figura \* ARABIC </w:instrText>
-      </w:r>
-      <w:r>
-        <w:fldChar w:fldCharType="separate"/>
-      </w:r>
-      <w:r>
-        <w:rPr/>
-        <w:t xml:space="preserve">2</w:t>
-      </w:r>
-      <w:r>
-        <w:fldChar w:fldCharType="end"/>
-      </w:r>
-      <w:r>
-        <w:rPr/>
-        <w:t xml:space="preserve"> - Caminhos de cada método no cenário 1 (simples)</w:t>
-      </w:r>
-      <w:bookmarkEnd w:id="5037"/>
-    </w:p>
-    <w:p>
-      <w:pPr>
         <w:pStyle w:val="959"/>
       </w:pPr>
       <w:r>
         <w:drawing>
           <wp:inline xmlns:pic="http://schemas.openxmlformats.org/drawingml/2006/picture">
-            <wp:extent cx="5580000" cy="1185750"/>
+            <wp:extent cx="5580000" cy="2790000"/>
             <wp:docPr id="7" name="Picture 7"/>
             <wp:cNvGraphicFramePr>
               <a:graphicFrameLocks noChangeAspect="1"/>
@@ -12402,7 +12664,7 @@
               <a:graphicData uri="http://schemas.openxmlformats.org/drawingml/2006/picture">
                 <pic:pic>
                   <pic:nvPicPr>
-                    <pic:cNvPr id="0" name="caminhos_cenario1.png"/>
+                    <pic:cNvPr id="0" name="grafico_fronteira.png"/>
                     <pic:cNvPicPr/>
                   </pic:nvPicPr>
                   <pic:blipFill>
@@ -12414,7 +12676,7 @@
                   <pic:spPr>
                     <a:xfrm>
                       <a:off x="0" y="0"/>
-                      <a:ext cx="5580000" cy="1185750"/>
+                      <a:ext cx="5580000" cy="2790000"/>
                     </a:xfrm>
                     <a:prstGeom prst="rect"/>
                   </pic:spPr>
@@ -12443,32 +12705,32 @@
         <w:pStyle w:val="958"/>
         <w:keepNext w:val="1"/>
       </w:pPr>
-      <w:bookmarkStart w:id="5038" w:name="_Toc90000037"/>
+      <w:bookmarkStart w:id="5039" w:name="_Toc90000038"/>
       <w:r>
         <w:rPr/>
-        <w:t xml:space="preserve">Figura </w:t>
+        <w:t xml:space="preserve">Gráfico </w:t>
       </w:r>
       <w:r>
         <w:fldChar w:fldCharType="begin"/>
       </w:r>
       <w:r>
-        <w:instrText xml:space="preserve"> SEQ Figura \* ARABIC </w:instrText>
+        <w:instrText xml:space="preserve"> SEQ Gráfico \* ARABIC </w:instrText>
       </w:r>
       <w:r>
         <w:fldChar w:fldCharType="separate"/>
       </w:r>
       <w:r>
         <w:rPr/>
-        <w:t xml:space="preserve">3</w:t>
+        <w:t xml:space="preserve">6</w:t>
       </w:r>
       <w:r>
         <w:fldChar w:fldCharType="end"/>
       </w:r>
       <w:r>
         <w:rPr/>
-        <w:t xml:space="preserve"> - Caminhos de cada método no cenário 2 (intermediário)</w:t>
-      </w:r>
-      <w:bookmarkEnd w:id="5038"/>
+        <w:t xml:space="preserve"> - Tempo de execução dos algoritmos (mediana de 5 rodadas)</w:t>
+      </w:r>
+      <w:bookmarkEnd w:id="5039"/>
     </w:p>
     <w:p>
       <w:pPr>
@@ -12477,7 +12739,7 @@
       <w:r>
         <w:drawing>
           <wp:inline xmlns:pic="http://schemas.openxmlformats.org/drawingml/2006/picture">
-            <wp:extent cx="5580000" cy="1185750"/>
+            <wp:extent cx="5580000" cy="2790000"/>
             <wp:docPr id="8" name="Picture 8"/>
             <wp:cNvGraphicFramePr>
               <a:graphicFrameLocks noChangeAspect="1"/>
@@ -12486,7 +12748,7 @@
               <a:graphicData uri="http://schemas.openxmlformats.org/drawingml/2006/picture">
                 <pic:pic>
                   <pic:nvPicPr>
-                    <pic:cNvPr id="0" name="caminhos_cenario2.png"/>
+                    <pic:cNvPr id="0" name="grafico_tempo.png"/>
                     <pic:cNvPicPr/>
                   </pic:nvPicPr>
                   <pic:blipFill>
@@ -12498,7 +12760,7 @@
                   <pic:spPr>
                     <a:xfrm>
                       <a:off x="0" y="0"/>
-                      <a:ext cx="5580000" cy="1185750"/>
+                      <a:ext cx="5580000" cy="2790000"/>
                     </a:xfrm>
                     <a:prstGeom prst="rect"/>
                   </pic:spPr>
@@ -12524,10 +12786,19 @@
     </w:p>
     <w:p>
       <w:pPr>
+        <w:pStyle w:val="936"/>
+      </w:pPr>
+      <w:r>
+        <w:rPr/>
+        <w:t xml:space="preserve">As Figuras 4 a 6 mostram, sobre o mapa de cada cenário oficial, o caminho de cada método. O círculo azul marca a origem, e o X vermelho, o foco.</w:t>
+      </w:r>
+    </w:p>
+    <w:p>
+      <w:pPr>
         <w:pStyle w:val="958"/>
         <w:keepNext w:val="1"/>
       </w:pPr>
-      <w:bookmarkStart w:id="5039" w:name="_Toc90000038"/>
+      <w:bookmarkStart w:id="5040" w:name="_Toc90000039"/>
       <w:r>
         <w:rPr/>
         <w:t xml:space="preserve">Figura </w:t>
@@ -12550,9 +12821,9 @@
       </w:r>
       <w:r>
         <w:rPr/>
-        <w:t xml:space="preserve"> - Caminhos de cada método no cenário 3 (complexo)</w:t>
-      </w:r>
-      <w:bookmarkEnd w:id="5039"/>
+        <w:t xml:space="preserve"> - Caminhos de cada método no cenário 1 (simples)</w:t>
+      </w:r>
+      <w:bookmarkEnd w:id="5040"/>
     </w:p>
     <w:p>
       <w:pPr>
@@ -12570,7 +12841,7 @@
               <a:graphicData uri="http://schemas.openxmlformats.org/drawingml/2006/picture">
                 <pic:pic>
                   <pic:nvPicPr>
-                    <pic:cNvPr id="0" name="caminhos_cenario3.png"/>
+                    <pic:cNvPr id="0" name="caminhos_cenario1.png"/>
                     <pic:cNvPicPr/>
                   </pic:nvPicPr>
                   <pic:blipFill>
@@ -12608,6 +12879,174 @@
     </w:p>
     <w:p>
       <w:pPr>
+        <w:pStyle w:val="958"/>
+        <w:keepNext w:val="1"/>
+      </w:pPr>
+      <w:bookmarkStart w:id="5041" w:name="_Toc90000040"/>
+      <w:r>
+        <w:rPr/>
+        <w:t xml:space="preserve">Figura </w:t>
+      </w:r>
+      <w:r>
+        <w:fldChar w:fldCharType="begin"/>
+      </w:r>
+      <w:r>
+        <w:instrText xml:space="preserve"> SEQ Figura \* ARABIC </w:instrText>
+      </w:r>
+      <w:r>
+        <w:fldChar w:fldCharType="separate"/>
+      </w:r>
+      <w:r>
+        <w:rPr/>
+        <w:t xml:space="preserve">5</w:t>
+      </w:r>
+      <w:r>
+        <w:fldChar w:fldCharType="end"/>
+      </w:r>
+      <w:r>
+        <w:rPr/>
+        <w:t xml:space="preserve"> - Caminhos de cada método no cenário 2 (intermediário)</w:t>
+      </w:r>
+      <w:bookmarkEnd w:id="5041"/>
+    </w:p>
+    <w:p>
+      <w:pPr>
+        <w:pStyle w:val="959"/>
+      </w:pPr>
+      <w:r>
+        <w:drawing>
+          <wp:inline xmlns:pic="http://schemas.openxmlformats.org/drawingml/2006/picture">
+            <wp:extent cx="5580000" cy="1185750"/>
+            <wp:docPr id="10" name="Picture 10"/>
+            <wp:cNvGraphicFramePr>
+              <a:graphicFrameLocks noChangeAspect="1"/>
+            </wp:cNvGraphicFramePr>
+            <a:graphic>
+              <a:graphicData uri="http://schemas.openxmlformats.org/drawingml/2006/picture">
+                <pic:pic>
+                  <pic:nvPicPr>
+                    <pic:cNvPr id="0" name="caminhos_cenario2.png"/>
+                    <pic:cNvPicPr/>
+                  </pic:nvPicPr>
+                  <pic:blipFill>
+                    <a:blip r:embed="rId28"/>
+                    <a:stretch>
+                      <a:fillRect/>
+                    </a:stretch>
+                  </pic:blipFill>
+                  <pic:spPr>
+                    <a:xfrm>
+                      <a:off x="0" y="0"/>
+                      <a:ext cx="5580000" cy="1185750"/>
+                    </a:xfrm>
+                    <a:prstGeom prst="rect"/>
+                  </pic:spPr>
+                </pic:pic>
+              </a:graphicData>
+            </a:graphic>
+          </wp:inline>
+        </w:drawing>
+      </w:r>
+    </w:p>
+    <w:p>
+      <w:pPr>
+        <w:pStyle w:val="960"/>
+        <w:keepNext w:val="0"/>
+      </w:pPr>
+      <w:r>
+        <w:rPr>
+          <w:sz w:val="20"/>
+          <w:szCs w:val="20"/>
+        </w:rPr>
+        <w:t xml:space="preserve">Fonte: Autoria própria (2026).</w:t>
+      </w:r>
+    </w:p>
+    <w:p>
+      <w:pPr>
+        <w:pStyle w:val="958"/>
+        <w:keepNext w:val="1"/>
+      </w:pPr>
+      <w:bookmarkStart w:id="5042" w:name="_Toc90000041"/>
+      <w:r>
+        <w:rPr/>
+        <w:t xml:space="preserve">Figura </w:t>
+      </w:r>
+      <w:r>
+        <w:fldChar w:fldCharType="begin"/>
+      </w:r>
+      <w:r>
+        <w:instrText xml:space="preserve"> SEQ Figura \* ARABIC </w:instrText>
+      </w:r>
+      <w:r>
+        <w:fldChar w:fldCharType="separate"/>
+      </w:r>
+      <w:r>
+        <w:rPr/>
+        <w:t xml:space="preserve">6</w:t>
+      </w:r>
+      <w:r>
+        <w:fldChar w:fldCharType="end"/>
+      </w:r>
+      <w:r>
+        <w:rPr/>
+        <w:t xml:space="preserve"> - Caminhos de cada método no cenário 3 (complexo)</w:t>
+      </w:r>
+      <w:bookmarkEnd w:id="5042"/>
+    </w:p>
+    <w:p>
+      <w:pPr>
+        <w:pStyle w:val="959"/>
+      </w:pPr>
+      <w:r>
+        <w:drawing>
+          <wp:inline xmlns:pic="http://schemas.openxmlformats.org/drawingml/2006/picture">
+            <wp:extent cx="5580000" cy="1185750"/>
+            <wp:docPr id="11" name="Picture 11"/>
+            <wp:cNvGraphicFramePr>
+              <a:graphicFrameLocks noChangeAspect="1"/>
+            </wp:cNvGraphicFramePr>
+            <a:graphic>
+              <a:graphicData uri="http://schemas.openxmlformats.org/drawingml/2006/picture">
+                <pic:pic>
+                  <pic:nvPicPr>
+                    <pic:cNvPr id="0" name="caminhos_cenario3.png"/>
+                    <pic:cNvPicPr/>
+                  </pic:nvPicPr>
+                  <pic:blipFill>
+                    <a:blip r:embed="rId29"/>
+                    <a:stretch>
+                      <a:fillRect/>
+                    </a:stretch>
+                  </pic:blipFill>
+                  <pic:spPr>
+                    <a:xfrm>
+                      <a:off x="0" y="0"/>
+                      <a:ext cx="5580000" cy="1185750"/>
+                    </a:xfrm>
+                    <a:prstGeom prst="rect"/>
+                  </pic:spPr>
+                </pic:pic>
+              </a:graphicData>
+            </a:graphic>
+          </wp:inline>
+        </w:drawing>
+      </w:r>
+    </w:p>
+    <w:p>
+      <w:pPr>
+        <w:pStyle w:val="960"/>
+        <w:keepNext w:val="0"/>
+      </w:pPr>
+      <w:r>
+        <w:rPr>
+          <w:sz w:val="20"/>
+          <w:szCs w:val="20"/>
+        </w:rPr>
+        <w:t xml:space="preserve">Fonte: Autoria própria (2026).</w:t>
+      </w:r>
+    </w:p>
+    <w:p>
+      <w:pPr>
         <w:pStyle w:val="936"/>
       </w:pPr>
       <w:r>
@@ -12632,7 +13071,7 @@
         <w:pStyle w:val="958"/>
         <w:keepNext w:val="1"/>
       </w:pPr>
-      <w:bookmarkStart w:id="5040" w:name="_Toc90000039"/>
+      <w:bookmarkStart w:id="5043" w:name="_Toc90000042"/>
       <w:r>
         <w:rPr/>
         <w:t xml:space="preserve">Tabela </w:t>
@@ -12657,7 +13096,7 @@
         <w:rPr/>
         <w:t xml:space="preserve"> - Passos e custo de cada método nos cenários extras</w:t>
       </w:r>
-      <w:bookmarkEnd w:id="5040"/>
+      <w:bookmarkEnd w:id="5043"/>
     </w:p>
     <w:tbl>
       <w:tblPr>
@@ -13258,7 +13697,7 @@
       <w:pPr>
         <w:pStyle w:val="942"/>
       </w:pPr>
-      <w:bookmarkStart w:id="5041" w:name="_Toc90000040"/>
+      <w:bookmarkStart w:id="5044" w:name="_Toc90000043"/>
       <w:r>
         <w:br w:type="page"/>
       </w:r>
@@ -13266,7 +13705,7 @@
         <w:rPr/>
         <w:t xml:space="preserve">Análise dos Resultados</w:t>
       </w:r>
-      <w:bookmarkEnd w:id="5041"/>
+      <w:bookmarkEnd w:id="5044"/>
     </w:p>
     <w:p>
       <w:pPr>
@@ -13669,7 +14108,7 @@
       </w:r>
       <w:r>
         <w:rPr/>
-        <w:t xml:space="preserve">. Também coincidiu com o de BFS e Gulosa nos cenários 1 e 2, em que o caminho mais curto já é o mais barato. Foi diferente do da DFS em todos os cenários, e diferente do de BFS e Gulosa no cenário 3: o usuário desceu para o corredor da linha 3 em vez de atravessar a faixa de terreno difícil (Figura 4). No cenário "Avançado", o usuário fez um caminho próprio, diferente do de todos os algoritmos.</w:t>
+        <w:t xml:space="preserve">. Também coincidiu com o de BFS e Gulosa nos cenários 1 e 2, em que o caminho mais curto já é o mais barato. Foi diferente do da DFS em todos os cenários, e diferente do de BFS e Gulosa no cenário 3: o usuário desceu para o corredor da linha 3 em vez de atravessar a faixa de terreno difícil (Figura 6). No cenário "Avançado", o usuário fez um caminho próprio, diferente do de todos os algoritmos.</w:t>
       </w:r>
     </w:p>
     <w:p>
@@ -13861,7 +14300,7 @@
       <w:pPr>
         <w:pStyle w:val="942"/>
       </w:pPr>
-      <w:bookmarkStart w:id="5042" w:name="_Toc90000041"/>
+      <w:bookmarkStart w:id="5045" w:name="_Toc90000044"/>
       <w:r>
         <w:br w:type="page"/>
       </w:r>
@@ -13869,7 +14308,7 @@
         <w:rPr/>
         <w:t xml:space="preserve">Conclusão</w:t>
       </w:r>
-      <w:bookmarkEnd w:id="5042"/>
+      <w:bookmarkEnd w:id="5045"/>
     </w:p>
     <w:p>
       <w:pPr>
@@ -13942,7 +14381,7 @@
       </w:pPr>
       <w:r>
         <w:rPr/>
-        <w:t xml:space="preserve">O cenário complexo mostrou concretamente que o caminho com menos passos pode custar o triplo do caminho ótimo. Na comparação com o usuário, a percepção humana alcançou a solução ótima nos três cenários oficiais, com o mesmo caminho do A*, e superou BFS, DFS e Gulosa quando o custo do terreno estava visível. Por outro lado, o usuário errou em um labirinto com desvios (cenário "Avançado") e demorou a concluir que o foco isolado era inalcançável. Nessas situações, a busca sistemática é mais confiável.</w:t>
+        <w:t xml:space="preserve">O cenário complexo mostrou concretamente que o caminho com menos passos pode custar o triplo do caminho ótimo. Na comparação com o usuário, a percepção humana alcançou a solução ótima nos três cenários oficiais, com o mesmo caminho do A*, e superou BFS, DFS e Gulosa quando o custo do terreno estava visível. Por outro lado, o usuário errou em um labirinto com desvios (cenário "Avançado") e demorou a concluir que o foco isolado era inalcançável. Nessas situações, a busca sistemática é mais confiável. Por fim, o ambiente foi transformado no jogo educativo "Missão Dengue" (Seção 3.6), que leva o mesmo problema a crianças e a alunos com deficiência intelectual.</w:t>
       </w:r>
     </w:p>
     <w:p>
@@ -14127,7 +14566,7 @@
       </w:pPr>
       <w:r>
         <w:rPr/>
-        <w:t xml:space="preserve">Um editor ou gerador de cenários.</w:t>
+        <w:t xml:space="preserve">Custos configuráveis por cenário.</w:t>
       </w:r>
     </w:p>
     <w:p>
@@ -14141,7 +14580,7 @@
       </w:pPr>
       <w:r>
         <w:rPr/>
-        <w:t xml:space="preserve">Custos configuráveis por cenário.</w:t>
+        <w:t xml:space="preserve">Mapas maiores para evidenciar diferenças de tempo.</w:t>
       </w:r>
     </w:p>
     <w:p>
@@ -14155,28 +14594,14 @@
       </w:pPr>
       <w:r>
         <w:rPr/>
-        <w:t xml:space="preserve">Mapas maiores para evidenciar diferenças de tempo.</w:t>
+        <w:t xml:space="preserve">Publicar a versão Web do jogo educativo e avaliá-la com o público-alvo.</w:t>
       </w:r>
     </w:p>
     <w:p>
       <w:pPr>
-        <w:pStyle w:val="936"/>
-        <w:numPr>
-          <w:ilvl w:val="0"/>
-          <w:numId w:val="49"/>
-        </w:numPr>
-        <w:ind w:left="1134" w:hanging="283"/>
-      </w:pPr>
-      <w:r>
-        <w:rPr/>
-        <w:t xml:space="preserve">Uma versão educativa simplificada para crianças (bônus em Godot).</w:t>
-      </w:r>
-    </w:p>
-    <w:p>
-      <w:pPr>
         <w:pStyle w:val="978"/>
       </w:pPr>
-      <w:bookmarkStart w:id="5043" w:name="_Toc90000042"/>
+      <w:bookmarkStart w:id="5046" w:name="_Toc90000045"/>
       <w:r>
         <w:br w:type="page"/>
       </w:r>
@@ -14184,7 +14609,7 @@
         <w:rPr/>
         <w:t xml:space="preserve">REFERÊNCIAS</w:t>
       </w:r>
-      <w:bookmarkEnd w:id="5043"/>
+      <w:bookmarkEnd w:id="5046"/>
     </w:p>
     <w:p>
       <w:pPr>
@@ -14203,6 +14628,25 @@
       <w:r>
         <w:rPr/>
         <w:t xml:space="preserve">. Brasília, DF: Ministério da Saúde, 2024. Disponível em: https://www.gov.br/saude/pt-br/assuntos/saude-de-a-a-z/d/dengue. Acesso em: 25 set. 2026.</w:t>
+      </w:r>
+    </w:p>
+    <w:p>
+      <w:pPr>
+        <w:pStyle w:val="947"/>
+      </w:pPr>
+      <w:r>
+        <w:rPr/>
+        <w:t xml:space="preserve">GODOT ENGINE. </w:t>
+      </w:r>
+      <w:r>
+        <w:rPr>
+          <w:b/>
+        </w:rPr>
+        <w:t xml:space="preserve">Godot Engine documentation</w:t>
+      </w:r>
+      <w:r>
+        <w:rPr/>
+        <w:t xml:space="preserve">. [S. l.]: Godot Engine, 2025. Disponível em: https://docs.godotengine.org/. Acesso em: 29 set. 2026.</w:t>
       </w:r>
     </w:p>
     <w:p>
